--- a/实验设计.docx
+++ b/实验设计.docx
@@ -633,18 +633,12 @@
     </w:p>
     <w:p>
       <w:r>
-        <w:t>exp2 消费者记忆</w:t>
-      </w:r>
-      <w:r>
-        <w:t>：若exp3结果显示满意度改善缓慢，引入exp2作为补充解释（消费者端记忆惰性 vs AI端学习速度的对比）</w:t>
-      </w:r>
-    </w:p>
-    <w:p>
-      <w:r>
-        <w:t>exp5 网络结构</w:t>
-      </w:r>
-      <w:r>
-        <w:t>：若期刊要求鲁棒性检验，压缩为仅小世界 vs 无标度两组放入附录</w:t>
+        <w:t>exp2 消费者记忆：若exp3结果显示满意度改善缓慢，引入exp2作为补充解释（消费者端记忆惰性 vs AI端学习速度的对比）</w:t>
+      </w:r>
+    </w:p>
+    <w:p>
+      <w:r>
+        <w:t>exp5 网络结构：若期刊要求鲁棒性检验，压缩为仅小世界 vs 无标度两组放入附录</w:t>
       </w:r>
     </w:p>
     <w:p>
@@ -654,26 +648,17 @@
     </w:p>
     <w:p>
       <w:r>
-        <w:t>exp6 代际动态</w:t>
-      </w:r>
-      <w:r>
-        <w:t>：引入社会学叙事框架，与物理学Ising视角概念不兼容，需要大量额外铺垫</w:t>
-      </w:r>
-    </w:p>
-    <w:p>
-      <w:r>
-        <w:t>exp7 AI竞争</w:t>
-      </w:r>
-      <w:r>
-        <w:t>：将问题从"依赖扩散"转变为"市场竞争动态"，改变了基线的基本假设，实际上是另一篇论文</w:t>
-      </w:r>
-    </w:p>
-    <w:p>
-      <w:r>
-        <w:t>exp8 情境敏感性</w:t>
-      </w:r>
-      <w:r>
-        <w:t>：研究问题是"哪种情境下依赖更高"而非"如何扩散"，且会迫使基线结论重新解读为"平均情境"，削弱基线代表性</w:t>
+        <w:t>exp6 代际动态：引入社会学叙事框架，与物理学Ising视角概念不兼容，需要大量额外铺垫</w:t>
+      </w:r>
+    </w:p>
+    <w:p>
+      <w:r>
+        <w:t>exp7 AI竞争：将问题从"依赖扩散"转变为"市场竞争动态"，改变了基线的基本假设，实际上是另一篇论文</w:t>
+      </w:r>
+    </w:p>
+    <w:p>
+      <w:r>
+        <w:t>exp8 情境敏感性：研究问题是"哪种情境下依赖更高"而非"如何扩散"，且会迫使基线结论重新解读为"平均情境"，削弱基线代表性</w:t>
       </w:r>
     </w:p>
     <w:p>
@@ -688,13 +673,7 @@
     </w:p>
     <w:p>
       <w:r>
-        <w:t>这条叙事线的逻辑是：</w:t>
-      </w:r>
-      <w:r>
-        <w:t>系统为何走向L4（机制）→ L4主导带来什么后果（后果）→ 如何干预（政策）</w:t>
-      </w:r>
-      <w:r>
-        <w:t>，构成完整的学术论述闭环。</w:t>
+        <w:t>这条叙事线的逻辑是：系统为何走向L4（机制）→ L4主导带来什么后果（后果）→ 如何干预（政策），构成完整的学术论述闭环。</w:t>
       </w:r>
     </w:p>
     <w:p>
@@ -704,34 +683,22 @@
     </w:p>
     <w:p>
       <w:r>
-        <w:t>逻辑连贯性</w:t>
-      </w:r>
-      <w:r>
-        <w:t>：从机制分析到后果评估，再到政策干预，形成完整的学术论证链条</w:t>
-      </w:r>
-    </w:p>
-    <w:p>
-      <w:r>
-        <w:t>重点突出</w:t>
-      </w:r>
-      <w:r>
-        <w:t>：核心实验优先级明确，必做实验与可选实验区分清晰</w:t>
-      </w:r>
-    </w:p>
-    <w:p>
-      <w:r>
-        <w:t>结构合理</w:t>
-      </w:r>
-      <w:r>
-        <w:t>：论文结构安排符合学术论文的常规逻辑顺序</w:t>
-      </w:r>
-    </w:p>
-    <w:p>
-      <w:r>
-        <w:t>取舍有据</w:t>
-      </w:r>
-      <w:r>
-        <w:t>：对建议剔除的实验给出了充分的理由说明</w:t>
+        <w:t>逻辑连贯性：从机制分析到后果评估，再到政策干预，形成完整的学术论证链条</w:t>
+      </w:r>
+    </w:p>
+    <w:p>
+      <w:r>
+        <w:t>重点突出：核心实验优先级明确，必做实验与可选实验区分清晰</w:t>
+      </w:r>
+    </w:p>
+    <w:p>
+      <w:r>
+        <w:t>结构合理：论文结构安排符合学术论文的常规逻辑顺序</w:t>
+      </w:r>
+    </w:p>
+    <w:p>
+      <w:r>
+        <w:t>取舍有据：对建议剔除的实验给出了充分的理由说明</w:t>
       </w:r>
     </w:p>
     <w:p>
@@ -741,6 +708,7 @@
     </w:p>
     <w:p>
       <w:pPr>
+        <w:outlineLvl w:val="0"/>
         <w:rPr>
           <w:rFonts w:hint="eastAsia"/>
           <w:lang w:val="en-US" w:eastAsia="zh-CN"/>
@@ -914,6 +882,7 @@
     </w:p>
     <w:p>
       <w:pPr>
+        <w:outlineLvl w:val="0"/>
         <w:rPr>
           <w:rFonts w:hint="default"/>
           <w:lang w:val="en-US" w:eastAsia="zh-CN"/>
@@ -1440,36 +1409,30 @@
     <w:p>
       <w:pPr>
         <w:rPr>
-          <w:rFonts w:hint="default"/>
-          <w:lang w:val="en-US" w:eastAsia="zh-CN"/>
-        </w:rPr>
-      </w:pPr>
-    </w:p>
-    <w:p>
-      <w:pPr>
-        <w:rPr>
-          <w:rFonts w:hint="default"/>
-          <w:lang w:val="en-US" w:eastAsia="zh-CN"/>
-        </w:rPr>
-      </w:pPr>
-    </w:p>
-    <w:p>
-      <w:pPr>
-        <w:rPr>
           <w:rFonts w:hint="eastAsia"/>
           <w:lang w:val="en-US" w:eastAsia="zh-CN"/>
         </w:rPr>
       </w:pPr>
-      <w:r>
+    </w:p>
+    <w:p>
+      <w:pPr>
+        <w:outlineLvl w:val="0"/>
         <w:rPr>
           <w:rFonts w:hint="eastAsia"/>
           <w:lang w:val="en-US" w:eastAsia="zh-CN"/>
         </w:rPr>
+      </w:pPr>
+      <w:r>
+        <w:rPr>
+          <w:rFonts w:hint="eastAsia"/>
+          <w:lang w:val="en-US" w:eastAsia="zh-CN"/>
+        </w:rPr>
         <w:t>核心基础层</w:t>
       </w:r>
     </w:p>
     <w:p>
       <w:pPr>
+        <w:outlineLvl w:val="1"/>
         <w:rPr>
           <w:rFonts w:hint="default"/>
           <w:lang w:val="en-US" w:eastAsia="zh-CN"/>
@@ -2078,6 +2041,7 @@
     </w:p>
     <w:p>
       <w:pPr>
+        <w:outlineLvl w:val="1"/>
         <w:rPr>
           <w:rFonts w:hint="default"/>
           <w:lang w:val="en-US" w:eastAsia="zh-CN"/>
@@ -2731,6 +2695,7 @@
     </w:p>
     <w:p>
       <w:pPr>
+        <w:outlineLvl w:val="1"/>
         <w:rPr>
           <w:rFonts w:hint="default"/>
           <w:lang w:val="en-US" w:eastAsia="zh-CN"/>
@@ -3309,6 +3274,23 @@
     </w:p>
     <w:p>
       <w:pPr>
+        <w:outlineLvl w:val="0"/>
+        <w:rPr>
+          <w:rFonts w:hint="default"/>
+          <w:lang w:val="en-US" w:eastAsia="zh-CN"/>
+        </w:rPr>
+      </w:pPr>
+      <w:r>
+        <w:rPr>
+          <w:rFonts w:hint="eastAsia"/>
+          <w:lang w:val="en-US" w:eastAsia="zh-CN"/>
+        </w:rPr>
+        <w:t>实验</w:t>
+      </w:r>
+    </w:p>
+    <w:p>
+      <w:pPr>
+        <w:outlineLvl w:val="1"/>
         <w:rPr>
           <w:rFonts w:hint="default"/>
           <w:lang w:val="en-US" w:eastAsia="zh-CN"/>
@@ -3784,85 +3766,959 @@
           <w:rFonts w:hint="default"/>
           <w:lang w:val="en-US" w:eastAsia="zh-CN"/>
         </w:rPr>
-        <w:t xml:space="preserve">    ├── 耦合强</w:t>
+        <w:t xml:space="preserve">    ├── 耦合强度 J(t)</w:t>
+      </w:r>
+    </w:p>
+    <w:p>
+      <w:pPr>
+        <w:rPr>
+          <w:rFonts w:hint="default"/>
+          <w:lang w:val="en-US" w:eastAsia="zh-CN"/>
+        </w:rPr>
+      </w:pPr>
+      <w:r>
+        <w:rPr>
+          <w:rFonts w:hint="default"/>
+          <w:lang w:val="en-US" w:eastAsia="zh-CN"/>
+        </w:rPr>
+        <w:t xml:space="preserve">    ├── AI 使用率</w:t>
+      </w:r>
+    </w:p>
+    <w:p>
+      <w:pPr>
+        <w:rPr>
+          <w:rFonts w:hint="default"/>
+          <w:lang w:val="en-US" w:eastAsia="zh-CN"/>
+        </w:rPr>
+      </w:pPr>
+      <w:r>
+        <w:rPr>
+          <w:rFonts w:hint="default"/>
+          <w:lang w:val="en-US" w:eastAsia="zh-CN"/>
+        </w:rPr>
+        <w:t xml:space="preserve">    ├── 平均满意度</w:t>
+      </w:r>
+    </w:p>
+    <w:p>
+      <w:pPr>
+        <w:ind w:firstLine="210" w:firstLineChars="100"/>
+        <w:rPr>
+          <w:rFonts w:hint="default"/>
+          <w:lang w:val="en-US" w:eastAsia="zh-CN"/>
+        </w:rPr>
+      </w:pPr>
+      <w:r>
+        <w:rPr>
+          <w:rFonts w:hint="default"/>
+          <w:lang w:val="en-US" w:eastAsia="zh-CN"/>
+        </w:rPr>
+        <w:t>└── 错误率</w:t>
+      </w:r>
+    </w:p>
+    <w:p>
+      <w:pPr>
+        <w:rPr>
+          <w:rFonts w:hint="default"/>
+          <w:lang w:val="en-US" w:eastAsia="zh-CN"/>
+        </w:rPr>
+      </w:pPr>
+    </w:p>
+    <w:p>
+      <w:pPr>
+        <w:outlineLvl w:val="1"/>
+        <w:rPr>
+          <w:rFonts w:hint="default"/>
+          <w:lang w:val="en-US" w:eastAsia="zh-CN"/>
+        </w:rPr>
+      </w:pPr>
+      <w:r>
+        <w:rPr>
+          <w:rFonts w:hint="default"/>
+          <w:lang w:val="en-US" w:eastAsia="zh-CN"/>
+        </w:rPr>
+        <w:t>exp2 AI 演化机制</w:t>
+      </w:r>
+    </w:p>
+    <w:p>
+      <w:pPr>
+        <w:rPr>
+          <w:rFonts w:hint="default"/>
+          <w:lang w:val="en-US" w:eastAsia="zh-CN"/>
+        </w:rPr>
+      </w:pPr>
+      <w:r>
+        <w:rPr>
+          <w:rFonts w:hint="default"/>
+          <w:lang w:val="en-US" w:eastAsia="zh-CN"/>
+        </w:rPr>
+        <w:t>│</w:t>
+      </w:r>
+    </w:p>
+    <w:p>
+      <w:pPr>
+        <w:rPr>
+          <w:rFonts w:hint="default"/>
+          <w:lang w:val="en-US" w:eastAsia="zh-CN"/>
+        </w:rPr>
+      </w:pPr>
+      <w:r>
+        <w:rPr>
+          <w:rFonts w:hint="default"/>
+          <w:lang w:val="en-US" w:eastAsia="zh-CN"/>
+        </w:rPr>
+        <w:t>├── 实验设计目标</w:t>
+      </w:r>
+    </w:p>
+    <w:p>
+      <w:pPr>
+        <w:rPr>
+          <w:rFonts w:hint="default"/>
+          <w:lang w:val="en-US" w:eastAsia="zh-CN"/>
+        </w:rPr>
+      </w:pPr>
+      <w:r>
+        <w:rPr>
+          <w:rFonts w:hint="default"/>
+          <w:lang w:val="en-US" w:eastAsia="zh-CN"/>
+        </w:rPr>
+        <w:t>│   └── 研究 AI 从消费者反馈学习后能否打破"高采用+低满意"困境</w:t>
+      </w:r>
+    </w:p>
+    <w:p>
+      <w:pPr>
+        <w:rPr>
+          <w:rFonts w:hint="default"/>
+          <w:lang w:val="en-US" w:eastAsia="zh-CN"/>
+        </w:rPr>
+      </w:pPr>
+      <w:r>
+        <w:rPr>
+          <w:rFonts w:hint="default"/>
+          <w:lang w:val="en-US" w:eastAsia="zh-CN"/>
+        </w:rPr>
+        <w:t>│</w:t>
+      </w:r>
+    </w:p>
+    <w:p>
+      <w:pPr>
+        <w:rPr>
+          <w:rFonts w:hint="default"/>
+          <w:lang w:val="en-US" w:eastAsia="zh-CN"/>
+        </w:rPr>
+      </w:pPr>
+      <w:r>
+        <w:rPr>
+          <w:rFonts w:hint="default"/>
+          <w:lang w:val="en-US" w:eastAsia="zh-CN"/>
+        </w:rPr>
+        <w:t>├── 新增机制：EvolvingAIAgent</w:t>
+      </w:r>
+    </w:p>
+    <w:p>
+      <w:pPr>
+        <w:rPr>
+          <w:rFonts w:hint="default"/>
+          <w:lang w:val="en-US" w:eastAsia="zh-CN"/>
+        </w:rPr>
+      </w:pPr>
+      <w:r>
+        <w:rPr>
+          <w:rFonts w:hint="default"/>
+          <w:lang w:val="en-US" w:eastAsia="zh-CN"/>
+        </w:rPr>
+        <w:t>│   ├── evolution_rate = 0.02（全局学习速率）</w:t>
+      </w:r>
+    </w:p>
+    <w:p>
+      <w:pPr>
+        <w:rPr>
+          <w:rFonts w:hint="default"/>
+          <w:lang w:val="en-US" w:eastAsia="zh-CN"/>
+        </w:rPr>
+      </w:pPr>
+      <w:r>
+        <w:rPr>
+          <w:rFonts w:hint="default"/>
+          <w:lang w:val="en-US" w:eastAsia="zh-CN"/>
+        </w:rPr>
+        <w:t>│   ├── 能力天花板（防止无限增长）</w:t>
+      </w:r>
+    </w:p>
+    <w:p>
+      <w:pPr>
+        <w:rPr>
+          <w:rFonts w:hint="default"/>
+          <w:lang w:val="en-US" w:eastAsia="zh-CN"/>
+        </w:rPr>
+      </w:pPr>
+      <w:r>
+        <w:rPr>
+          <w:rFonts w:hint="default"/>
+          <w:lang w:val="en-US" w:eastAsia="zh-CN"/>
+        </w:rPr>
+        <w:t>│   │   ├── accuracy_cap   = min(0.98, initial + 0.15)</w:t>
+      </w:r>
+    </w:p>
+    <w:p>
+      <w:pPr>
+        <w:rPr>
+          <w:rFonts w:hint="default"/>
+          <w:lang w:val="en-US" w:eastAsia="zh-CN"/>
+        </w:rPr>
+      </w:pPr>
+      <w:r>
+        <w:rPr>
+          <w:rFonts w:hint="default"/>
+          <w:lang w:val="en-US" w:eastAsia="zh-CN"/>
+        </w:rPr>
+        <w:t>│   │   ├── understanding_cap = min(0.98, initial + 0.15)</w:t>
+      </w:r>
+    </w:p>
+    <w:p>
+      <w:pPr>
+        <w:rPr>
+          <w:rFonts w:hint="default"/>
+          <w:lang w:val="en-US" w:eastAsia="zh-CN"/>
+        </w:rPr>
+      </w:pPr>
+      <w:r>
+        <w:rPr>
+          <w:rFonts w:hint="default"/>
+          <w:lang w:val="en-US" w:eastAsia="zh-CN"/>
+        </w:rPr>
+        <w:t>│   │   └── reliability_cap = min(0.99, initial + 0.10)</w:t>
+      </w:r>
+    </w:p>
+    <w:p>
+      <w:pPr>
+        <w:rPr>
+          <w:rFonts w:hint="default"/>
+          <w:lang w:val="en-US" w:eastAsia="zh-CN"/>
+        </w:rPr>
+      </w:pPr>
+      <w:r>
+        <w:rPr>
+          <w:rFonts w:hint="default"/>
+          <w:lang w:val="en-US" w:eastAsia="zh-CN"/>
+        </w:rPr>
+        <w:t>│   │</w:t>
+      </w:r>
+    </w:p>
+    <w:p>
+      <w:pPr>
+        <w:rPr>
+          <w:rFonts w:hint="default"/>
+          <w:lang w:val="en-US" w:eastAsia="zh-CN"/>
+        </w:rPr>
+      </w:pPr>
+      <w:r>
+        <w:rPr>
+          <w:rFonts w:hint="default"/>
+          <w:lang w:val="en-US" w:eastAsia="zh-CN"/>
+        </w:rPr>
+        <w:t>│   └── 当前误差率动态公式</w:t>
+      </w:r>
+    </w:p>
+    <w:p>
+      <w:pPr>
+        <w:rPr>
+          <w:rFonts w:hint="default"/>
+          <w:lang w:val="en-US" w:eastAsia="zh-CN"/>
+        </w:rPr>
+      </w:pPr>
+      <w:r>
+        <w:rPr>
+          <w:rFonts w:hint="default"/>
+          <w:lang w:val="en-US" w:eastAsia="zh-CN"/>
+        </w:rPr>
+        <w:t>│       └── error_rate = max(0.02,</w:t>
+      </w:r>
+    </w:p>
+    <w:p>
+      <w:pPr>
+        <w:rPr>
+          <w:rFonts w:hint="default"/>
+          <w:lang w:val="en-US" w:eastAsia="zh-CN"/>
+        </w:rPr>
+      </w:pPr>
+      <w:r>
+        <w:rPr>
+          <w:rFonts w:hint="default"/>
+          <w:lang w:val="en-US" w:eastAsia="zh-CN"/>
+        </w:rPr>
+        <w:t>│                           0.25</w:t>
+      </w:r>
+    </w:p>
+    <w:p>
+      <w:pPr>
+        <w:rPr>
+          <w:rFonts w:hint="default"/>
+          <w:lang w:val="en-US" w:eastAsia="zh-CN"/>
+        </w:rPr>
+      </w:pPr>
+      <w:r>
+        <w:rPr>
+          <w:rFonts w:hint="default"/>
+          <w:lang w:val="en-US" w:eastAsia="zh-CN"/>
+        </w:rPr>
+        <w:t>│                           - accuracy × 0.20</w:t>
+      </w:r>
+    </w:p>
+    <w:p>
+      <w:pPr>
+        <w:rPr>
+          <w:rFonts w:hint="default"/>
+          <w:lang w:val="en-US" w:eastAsia="zh-CN"/>
+        </w:rPr>
+      </w:pPr>
+      <w:r>
+        <w:rPr>
+          <w:rFonts w:hint="default"/>
+          <w:lang w:val="en-US" w:eastAsia="zh-CN"/>
+        </w:rPr>
+        <w:t>│                           - understanding × 0.15</w:t>
+      </w:r>
+    </w:p>
+    <w:p>
+      <w:pPr>
+        <w:rPr>
+          <w:rFonts w:hint="default"/>
+          <w:lang w:val="en-US" w:eastAsia="zh-CN"/>
+        </w:rPr>
+      </w:pPr>
+      <w:r>
+        <w:rPr>
+          <w:rFonts w:hint="default"/>
+          <w:lang w:val="en-US" w:eastAsia="zh-CN"/>
+        </w:rPr>
+        <w:t>│                           - adaptation × 0.10)</w:t>
+      </w:r>
+    </w:p>
+    <w:p>
+      <w:pPr>
+        <w:rPr>
+          <w:rFonts w:hint="default"/>
+          <w:lang w:val="en-US" w:eastAsia="zh-CN"/>
+        </w:rPr>
+      </w:pPr>
+      <w:r>
+        <w:rPr>
+          <w:rFonts w:hint="default"/>
+          <w:lang w:val="en-US" w:eastAsia="zh-CN"/>
+        </w:rPr>
+        <w:t>│</w:t>
+      </w:r>
+    </w:p>
+    <w:p>
+      <w:pPr>
+        <w:rPr>
+          <w:rFonts w:hint="default"/>
+          <w:lang w:val="en-US" w:eastAsia="zh-CN"/>
+        </w:rPr>
+      </w:pPr>
+      <w:r>
+        <w:rPr>
+          <w:rFonts w:hint="default"/>
+          <w:lang w:val="en-US" w:eastAsia="zh-CN"/>
+        </w:rPr>
+        <w:t>├── 学习模式（AILearningMode）</w:t>
+      </w:r>
+    </w:p>
+    <w:p>
+      <w:pPr>
+        <w:rPr>
+          <w:rFonts w:hint="default"/>
+          <w:lang w:val="en-US" w:eastAsia="zh-CN"/>
+        </w:rPr>
+      </w:pPr>
+      <w:r>
+        <w:rPr>
+          <w:rFonts w:hint="default"/>
+          <w:lang w:val="en-US" w:eastAsia="zh-CN"/>
+        </w:rPr>
+        <w:t>│   ├── PASSIVE：仅从错误中学习</w:t>
+      </w:r>
+    </w:p>
+    <w:p>
+      <w:pPr>
+        <w:rPr>
+          <w:rFonts w:hint="default"/>
+          <w:lang w:val="en-US" w:eastAsia="zh-CN"/>
+        </w:rPr>
+      </w:pPr>
+      <w:r>
+        <w:rPr>
+          <w:rFonts w:hint="default"/>
+          <w:lang w:val="en-US" w:eastAsia="zh-CN"/>
+        </w:rPr>
+        <w:t>│   ├── ACTIVE：错误学习 + 每10步主动探索</w:t>
+      </w:r>
+    </w:p>
+    <w:p>
+      <w:pPr>
+        <w:rPr>
+          <w:rFonts w:hint="default"/>
+          <w:lang w:val="en-US" w:eastAsia="zh-CN"/>
+        </w:rPr>
+      </w:pPr>
+      <w:r>
+        <w:rPr>
+          <w:rFonts w:hint="default"/>
+          <w:lang w:val="en-US" w:eastAsia="zh-CN"/>
+        </w:rPr>
+        <w:t>│   └── COLLABORATIVE：错误学习 + 跨 AI 共享经验</w:t>
+      </w:r>
+    </w:p>
+    <w:p>
+      <w:pPr>
+        <w:rPr>
+          <w:rFonts w:hint="default"/>
+          <w:lang w:val="en-US" w:eastAsia="zh-CN"/>
+        </w:rPr>
+      </w:pPr>
+      <w:r>
+        <w:rPr>
+          <w:rFonts w:hint="default"/>
+          <w:lang w:val="en-US" w:eastAsia="zh-CN"/>
+        </w:rPr>
+        <w:t>│</w:t>
+      </w:r>
+    </w:p>
+    <w:p>
+      <w:pPr>
+        <w:rPr>
+          <w:rFonts w:hint="default"/>
+          <w:lang w:val="en-US" w:eastAsia="zh-CN"/>
+        </w:rPr>
+      </w:pPr>
+      <w:r>
+        <w:rPr>
+          <w:rFonts w:hint="default"/>
+          <w:lang w:val="en-US" w:eastAsia="zh-CN"/>
+        </w:rPr>
+        <w:t>├── 反馈分类</w:t>
+      </w:r>
+    </w:p>
+    <w:p>
+      <w:pPr>
+        <w:rPr>
+          <w:rFonts w:hint="default"/>
+          <w:lang w:val="en-US" w:eastAsia="zh-CN"/>
+        </w:rPr>
+      </w:pPr>
+      <w:r>
+        <w:rPr>
+          <w:rFonts w:hint="default"/>
+          <w:lang w:val="en-US" w:eastAsia="zh-CN"/>
+        </w:rPr>
+        <w:t>│   ├── satisfaction ≥ 0.7 → positive → 强化成功模式</w:t>
+      </w:r>
+    </w:p>
+    <w:p>
+      <w:pPr>
+        <w:rPr>
+          <w:rFonts w:hint="default"/>
+          <w:lang w:val="en-US" w:eastAsia="zh-CN"/>
+        </w:rPr>
+      </w:pPr>
+      <w:r>
+        <w:rPr>
+          <w:rFonts w:hint="default"/>
+          <w:lang w:val="en-US" w:eastAsia="zh-CN"/>
+        </w:rPr>
+        <w:t>│   ├── satisfaction ≤ 0.3 → negative → 从错误中改进</w:t>
+      </w:r>
+    </w:p>
+    <w:p>
+      <w:pPr>
+        <w:rPr>
+          <w:rFonts w:hint="default"/>
+          <w:lang w:val="en-US" w:eastAsia="zh-CN"/>
+        </w:rPr>
+      </w:pPr>
+      <w:r>
+        <w:rPr>
+          <w:rFonts w:hint="default"/>
+          <w:lang w:val="en-US" w:eastAsia="zh-CN"/>
+        </w:rPr>
+        <w:t>│   └── 0.3 &lt; sat &lt; 0.7  → neutral  → 不学习</w:t>
+      </w:r>
+    </w:p>
+    <w:p>
+      <w:pPr>
+        <w:rPr>
+          <w:rFonts w:hint="default"/>
+          <w:lang w:val="en-US" w:eastAsia="zh-CN"/>
+        </w:rPr>
+      </w:pPr>
+      <w:r>
+        <w:rPr>
+          <w:rFonts w:hint="default"/>
+          <w:lang w:val="en-US" w:eastAsia="zh-CN"/>
+        </w:rPr>
+        <w:t>│</w:t>
+      </w:r>
+    </w:p>
+    <w:p>
+      <w:pPr>
+        <w:rPr>
+          <w:rFonts w:hint="default"/>
+          <w:lang w:val="en-US" w:eastAsia="zh-CN"/>
+        </w:rPr>
+      </w:pPr>
+      <w:r>
+        <w:rPr>
+          <w:rFonts w:hint="default"/>
+          <w:lang w:val="en-US" w:eastAsia="zh-CN"/>
+        </w:rPr>
+        <w:t>├── 错误驱动的能力改进</w:t>
+      </w:r>
+    </w:p>
+    <w:p>
+      <w:pPr>
+        <w:rPr>
+          <w:rFonts w:hint="default"/>
+          <w:lang w:val="en-US" w:eastAsia="zh-CN"/>
+        </w:rPr>
+      </w:pPr>
+      <w:r>
+        <w:rPr>
+          <w:rFonts w:hint="default"/>
+          <w:lang w:val="en-US" w:eastAsia="zh-CN"/>
+        </w:rPr>
+        <w:t>│   ├── MISUNDERSTANDING / CONTEXT_BLINDNESS</w:t>
+      </w:r>
+    </w:p>
+    <w:p>
+      <w:pPr>
+        <w:rPr>
+          <w:rFonts w:hint="default"/>
+          <w:lang w:val="en-US" w:eastAsia="zh-CN"/>
+        </w:rPr>
+      </w:pPr>
+      <w:r>
+        <w:rPr>
+          <w:rFonts w:hint="default"/>
+          <w:lang w:val="en-US" w:eastAsia="zh-CN"/>
+        </w:rPr>
+        <w:t>│   │   └── understanding_depth += evolution_rate × adaptation_speed</w:t>
+      </w:r>
+    </w:p>
+    <w:p>
+      <w:pPr>
+        <w:rPr>
+          <w:rFonts w:hint="default"/>
+          <w:lang w:val="en-US" w:eastAsia="zh-CN"/>
+        </w:rPr>
+      </w:pPr>
+      <w:r>
+        <w:rPr>
+          <w:rFonts w:hint="default"/>
+          <w:lang w:val="en-US" w:eastAsia="zh-CN"/>
+        </w:rPr>
+        <w:t>│   ├── PREFERENCE_DRIFT</w:t>
+      </w:r>
+    </w:p>
+    <w:p>
+      <w:pPr>
+        <w:rPr>
+          <w:rFonts w:hint="default"/>
+          <w:lang w:val="en-US" w:eastAsia="zh-CN"/>
+        </w:rPr>
+      </w:pPr>
+      <w:r>
+        <w:rPr>
+          <w:rFonts w:hint="default"/>
+          <w:lang w:val="en-US" w:eastAsia="zh-CN"/>
+        </w:rPr>
+        <w:t>│   │   └── adaptation_speed += evolution_rate</w:t>
+      </w:r>
+    </w:p>
+    <w:p>
+      <w:pPr>
+        <w:rPr>
+          <w:rFonts w:hint="default"/>
+          <w:lang w:val="en-US" w:eastAsia="zh-CN"/>
+        </w:rPr>
+      </w:pPr>
+      <w:r>
+        <w:rPr>
+          <w:rFonts w:hint="default"/>
+          <w:lang w:val="en-US" w:eastAsia="zh-CN"/>
+        </w:rPr>
+        <w:t>│   ├── EXECUTION_ERROR</w:t>
+      </w:r>
+    </w:p>
+    <w:p>
+      <w:pPr>
+        <w:rPr>
+          <w:rFonts w:hint="default"/>
+          <w:lang w:val="en-US" w:eastAsia="zh-CN"/>
+        </w:rPr>
+      </w:pPr>
+      <w:r>
+        <w:rPr>
+          <w:rFonts w:hint="default"/>
+          <w:lang w:val="en-US" w:eastAsia="zh-CN"/>
+        </w:rPr>
+        <w:t>│   │   └── execution_reliability += evolution_rate × 0.5</w:t>
+      </w:r>
+    </w:p>
+    <w:p>
+      <w:pPr>
+        <w:rPr>
+          <w:rFonts w:hint="default"/>
+          <w:lang w:val="en-US" w:eastAsia="zh-CN"/>
+        </w:rPr>
+      </w:pPr>
+      <w:r>
+        <w:rPr>
+          <w:rFonts w:hint="default"/>
+          <w:lang w:val="en-US" w:eastAsia="zh-CN"/>
+        </w:rPr>
+        <w:t>│   └── 通用改进（任何错误）</w:t>
+      </w:r>
+    </w:p>
+    <w:p>
+      <w:pPr>
+        <w:rPr>
+          <w:rFonts w:hint="default"/>
+          <w:lang w:val="en-US" w:eastAsia="zh-CN"/>
+        </w:rPr>
+      </w:pPr>
+      <w:r>
+        <w:rPr>
+          <w:rFonts w:hint="default"/>
+          <w:lang w:val="en-US" w:eastAsia="zh-CN"/>
+        </w:rPr>
+        <w:t>│       └── recommendation_accuracy += evolution_rate × 0.5</w:t>
+      </w:r>
+    </w:p>
+    <w:p>
+      <w:pPr>
+        <w:rPr>
+          <w:rFonts w:hint="default"/>
+          <w:lang w:val="en-US" w:eastAsia="zh-CN"/>
+        </w:rPr>
+      </w:pPr>
+      <w:r>
+        <w:rPr>
+          <w:rFonts w:hint="default"/>
+          <w:lang w:val="en-US" w:eastAsia="zh-CN"/>
+        </w:rPr>
+        <w:t>│</w:t>
+      </w:r>
+    </w:p>
+    <w:p>
+      <w:pPr>
+        <w:rPr>
+          <w:rFonts w:hint="default"/>
+          <w:lang w:val="en-US" w:eastAsia="zh-CN"/>
+        </w:rPr>
+      </w:pPr>
+      <w:r>
+        <w:rPr>
+          <w:rFonts w:hint="default"/>
+          <w:lang w:val="en-US" w:eastAsia="zh-CN"/>
+        </w:rPr>
+        <w:t>├── 主动探索学习（ACTIVE 模式，每10步）</w:t>
+      </w:r>
+    </w:p>
+    <w:p>
+      <w:pPr>
+        <w:rPr>
+          <w:rFonts w:hint="default"/>
+          <w:lang w:val="en-US" w:eastAsia="zh-CN"/>
+        </w:rPr>
+      </w:pPr>
+      <w:r>
+        <w:rPr>
+          <w:rFonts w:hint="default"/>
+          <w:lang w:val="en-US" w:eastAsia="zh-CN"/>
+        </w:rPr>
+        <w:t>│   └── 随机选择 {accuracy, understanding, personalization} 之一</w:t>
+      </w:r>
+    </w:p>
+    <w:p>
+      <w:pPr>
+        <w:rPr>
+          <w:rFonts w:hint="default"/>
+          <w:lang w:val="en-US" w:eastAsia="zh-CN"/>
+        </w:rPr>
+      </w:pPr>
+      <w:r>
+        <w:rPr>
+          <w:rFonts w:hint="default"/>
+          <w:lang w:val="en-US" w:eastAsia="zh-CN"/>
+        </w:rPr>
+        <w:t>│       → 该能力 += evolution_rate × 0.2</w:t>
+      </w:r>
+    </w:p>
+    <w:p>
+      <w:pPr>
+        <w:rPr>
+          <w:rFonts w:hint="default"/>
+          <w:lang w:val="en-US" w:eastAsia="zh-CN"/>
+        </w:rPr>
+      </w:pPr>
+      <w:r>
+        <w:rPr>
+          <w:rFonts w:hint="default"/>
+          <w:lang w:val="en-US" w:eastAsia="zh-CN"/>
+        </w:rPr>
+        <w:t>│</w:t>
+      </w:r>
+    </w:p>
+    <w:p>
+      <w:pPr>
+        <w:rPr>
+          <w:rFonts w:hint="default"/>
+          <w:lang w:val="en-US" w:eastAsia="zh-CN"/>
+        </w:rPr>
+      </w:pPr>
+      <w:r>
+        <w:rPr>
+          <w:rFonts w:hint="default"/>
+          <w:lang w:val="en-US" w:eastAsia="zh-CN"/>
+        </w:rPr>
+        <w:t>├── 进化进度指标</w:t>
+      </w:r>
+    </w:p>
+    <w:p>
+      <w:pPr>
+        <w:rPr>
+          <w:rFonts w:hint="default"/>
+          <w:lang w:val="en-US" w:eastAsia="zh-CN"/>
+        </w:rPr>
+      </w:pPr>
+      <w:r>
+        <w:rPr>
+          <w:rFonts w:hint="default"/>
+          <w:lang w:val="en-US" w:eastAsia="zh-CN"/>
+        </w:rPr>
+        <w:t>│   └── progress = (accuracy_gain / accuracy_gap +</w:t>
+      </w:r>
+    </w:p>
+    <w:p>
+      <w:pPr>
+        <w:rPr>
+          <w:rFonts w:hint="default"/>
+          <w:lang w:val="en-US" w:eastAsia="zh-CN"/>
+        </w:rPr>
+      </w:pPr>
+      <w:r>
+        <w:rPr>
+          <w:rFonts w:hint="default"/>
+          <w:lang w:val="en-US" w:eastAsia="zh-CN"/>
+        </w:rPr>
+        <w:t>│                   understanding_gain / understanding_gap) / 2</w:t>
+      </w:r>
+    </w:p>
+    <w:p>
+      <w:pPr>
+        <w:rPr>
+          <w:rFonts w:hint="default"/>
+          <w:lang w:val="en-US" w:eastAsia="zh-CN"/>
+        </w:rPr>
+      </w:pPr>
+      <w:r>
+        <w:rPr>
+          <w:rFonts w:hint="default"/>
+          <w:lang w:val="en-US" w:eastAsia="zh-CN"/>
+        </w:rPr>
+        <w:t>│</w:t>
+      </w:r>
+    </w:p>
+    <w:p>
+      <w:pPr>
+        <w:rPr>
+          <w:rFonts w:hint="default"/>
+          <w:lang w:val="en-US" w:eastAsia="zh-CN"/>
+        </w:rPr>
+      </w:pPr>
+      <w:r>
+        <w:rPr>
+          <w:rFonts w:hint="default"/>
+          <w:lang w:val="en-US" w:eastAsia="zh-CN"/>
+        </w:rPr>
+        <w:t>├── AI 选择机制（消费者选哪个 AI）</w:t>
+      </w:r>
+    </w:p>
+    <w:p>
+      <w:pPr>
+        <w:rPr>
+          <w:rFonts w:hint="default"/>
+          <w:lang w:val="en-US" w:eastAsia="zh-CN"/>
+        </w:rPr>
+      </w:pPr>
+      <w:r>
+        <w:rPr>
+          <w:rFonts w:hint="default"/>
+          <w:lang w:val="en-US" w:eastAsia="zh-CN"/>
+        </w:rPr>
+        <w:t>│   ├── score = progress × 0.5 + (1 - error_rate) × 0.5</w:t>
+      </w:r>
+    </w:p>
+    <w:p>
+      <w:pPr>
+        <w:rPr>
+          <w:rFonts w:hint="default"/>
+          <w:lang w:val="en-US" w:eastAsia="zh-CN"/>
+        </w:rPr>
+      </w:pPr>
+      <w:r>
+        <w:rPr>
+          <w:rFonts w:hint="default"/>
+          <w:lang w:val="en-US" w:eastAsia="zh-CN"/>
+        </w:rPr>
+        <w:t>│   ├── 若有历史记录：score += avg_sat_last5 × 0.2</w:t>
+      </w:r>
+    </w:p>
+    <w:p>
+      <w:pPr>
+        <w:rPr>
+          <w:rFonts w:hint="default"/>
+          <w:lang w:val="en-US" w:eastAsia="zh-CN"/>
+        </w:rPr>
+      </w:pPr>
+      <w:r>
+        <w:rPr>
+          <w:rFonts w:hint="default"/>
+          <w:lang w:val="en-US" w:eastAsia="zh-CN"/>
+        </w:rPr>
+        <w:t>│   └── Softmax 概率选择（温度=1）</w:t>
+      </w:r>
+    </w:p>
+    <w:p>
+      <w:pPr>
+        <w:rPr>
+          <w:rFonts w:hint="default"/>
+          <w:lang w:val="en-US" w:eastAsia="zh-CN"/>
+        </w:rPr>
+      </w:pPr>
+      <w:r>
+        <w:rPr>
+          <w:rFonts w:hint="default"/>
+          <w:lang w:val="en-US" w:eastAsia="zh-CN"/>
+        </w:rPr>
+        <w:t>│</w:t>
+      </w:r>
+    </w:p>
+    <w:p>
+      <w:pPr>
+        <w:rPr>
+          <w:rFonts w:hint="default"/>
+          <w:lang w:val="en-US" w:eastAsia="zh-CN"/>
+        </w:rPr>
+      </w:pPr>
+      <w:r>
+        <w:rPr>
+          <w:rFonts w:hint="default"/>
+          <w:lang w:val="en-US" w:eastAsia="zh-CN"/>
+        </w:rPr>
+        <w:t>└── 输出指标（在 exp1 基础上新增）</w:t>
+      </w:r>
+    </w:p>
+    <w:p>
+      <w:pPr>
+        <w:rPr>
+          <w:rFonts w:hint="default"/>
+          <w:lang w:val="en-US" w:eastAsia="zh-CN"/>
+        </w:rPr>
+      </w:pPr>
+      <w:r>
+        <w:rPr>
+          <w:rFonts w:hint="default"/>
+          <w:lang w:val="en-US" w:eastAsia="zh-CN"/>
+        </w:rPr>
+        <w:t xml:space="preserve">    ├── 错误率下降幅度</w:t>
+      </w:r>
+    </w:p>
+    <w:p>
+      <w:pPr>
+        <w:rPr>
+          <w:rFonts w:hint="default"/>
+          <w:lang w:val="en-US" w:eastAsia="zh-CN"/>
+        </w:rPr>
+      </w:pPr>
+      <w:r>
+        <w:rPr>
+          <w:rFonts w:hint="default"/>
+          <w:lang w:val="en-US" w:eastAsia="zh-CN"/>
+        </w:rPr>
+        <w:t xml:space="preserve">    ├── 进化进度曲线</w:t>
+      </w:r>
+    </w:p>
+    <w:p>
+      <w:pPr>
+        <w:rPr>
+          <w:rFonts w:hint="default"/>
+          <w:lang w:val="en-US" w:eastAsia="zh-CN"/>
+        </w:rPr>
+      </w:pPr>
+      <w:r>
+        <w:rPr>
+          <w:rFonts w:hint="default"/>
+          <w:lang w:val="en-US" w:eastAsia="zh-CN"/>
+        </w:rPr>
+        <w:t xml:space="preserve">    ├── 学习事件累计数</w:t>
+      </w:r>
+    </w:p>
+    <w:p>
+      <w:pPr>
+        <w:rPr>
+          <w:rFonts w:hint="default"/>
+          <w:lang w:val="en-US" w:eastAsia="zh-CN"/>
+        </w:rPr>
+      </w:pPr>
+      <w:r>
+        <w:rPr>
+          <w:rFonts w:hint="default"/>
+          <w:lang w:val="en-US" w:eastAsia="zh-CN"/>
+        </w:rPr>
+        <w:t xml:space="preserve">    └── 各 AI 能力维度轨迹</w:t>
+      </w:r>
+    </w:p>
+    <w:p>
+      <w:pPr>
+        <w:rPr>
+          <w:rFonts w:hint="default"/>
+          <w:lang w:val="en-US" w:eastAsia="zh-CN"/>
+        </w:rPr>
+      </w:pPr>
+    </w:p>
+    <w:p>
+      <w:pPr>
+        <w:outlineLvl w:val="1"/>
+        <w:rPr>
+          <w:rFonts w:hint="default"/>
+          <w:lang w:val="en-US" w:eastAsia="zh-CN"/>
+        </w:rPr>
+      </w:pPr>
+      <w:r>
+        <w:rPr>
+          <w:rFonts w:hint="eastAsia"/>
+          <w:lang w:val="en-US" w:eastAsia="zh-CN"/>
+        </w:rPr>
+        <w:t>exp3 后果实验</w:t>
       </w:r>
       <w:bookmarkStart w:id="0" w:name="_GoBack"/>
       <w:bookmarkEnd w:id="0"/>
-      <w:r>
-        <w:rPr>
-          <w:rFonts w:hint="default"/>
-          <w:lang w:val="en-US" w:eastAsia="zh-CN"/>
-        </w:rPr>
-        <w:t>度 J(t)</w:t>
-      </w:r>
-    </w:p>
-    <w:p>
-      <w:pPr>
-        <w:rPr>
-          <w:rFonts w:hint="default"/>
-          <w:lang w:val="en-US" w:eastAsia="zh-CN"/>
-        </w:rPr>
-      </w:pPr>
-      <w:r>
-        <w:rPr>
-          <w:rFonts w:hint="default"/>
-          <w:lang w:val="en-US" w:eastAsia="zh-CN"/>
-        </w:rPr>
-        <w:t xml:space="preserve">    ├── AI 使用率</w:t>
-      </w:r>
-    </w:p>
-    <w:p>
-      <w:pPr>
-        <w:rPr>
-          <w:rFonts w:hint="default"/>
-          <w:lang w:val="en-US" w:eastAsia="zh-CN"/>
-        </w:rPr>
-      </w:pPr>
-      <w:r>
-        <w:rPr>
-          <w:rFonts w:hint="default"/>
-          <w:lang w:val="en-US" w:eastAsia="zh-CN"/>
-        </w:rPr>
-        <w:t xml:space="preserve">    ├── 平均满意度</w:t>
-      </w:r>
-    </w:p>
-    <w:p>
-      <w:pPr>
-        <w:ind w:firstLine="210" w:firstLineChars="100"/>
-        <w:rPr>
-          <w:rFonts w:hint="default"/>
-          <w:lang w:val="en-US" w:eastAsia="zh-CN"/>
-        </w:rPr>
-      </w:pPr>
-      <w:r>
-        <w:rPr>
-          <w:rFonts w:hint="default"/>
-          <w:lang w:val="en-US" w:eastAsia="zh-CN"/>
-        </w:rPr>
-        <w:t>└── 错误率</w:t>
-      </w:r>
-    </w:p>
-    <w:p>
-      <w:pPr>
-        <w:rPr>
-          <w:rFonts w:hint="default"/>
-          <w:lang w:val="en-US" w:eastAsia="zh-CN"/>
-        </w:rPr>
-      </w:pPr>
-    </w:p>
-    <w:p>
-      <w:pPr>
-        <w:rPr>
-          <w:rFonts w:hint="default"/>
-          <w:lang w:val="en-US" w:eastAsia="zh-CN"/>
-        </w:rPr>
-      </w:pPr>
-      <w:r>
-        <w:rPr>
-          <w:rFonts w:hint="default"/>
-          <w:lang w:val="en-US" w:eastAsia="zh-CN"/>
-        </w:rPr>
-        <w:t>exp2 AI 演化机制</w:t>
+    </w:p>
+    <w:p>
+      <w:pPr>
+        <w:outlineLvl w:val="2"/>
+        <w:rPr>
+          <w:rFonts w:hint="default"/>
+          <w:lang w:val="en-US" w:eastAsia="zh-CN"/>
+        </w:rPr>
+      </w:pPr>
+      <w:r>
+        <w:rPr>
+          <w:rFonts w:hint="default"/>
+          <w:lang w:val="en-US" w:eastAsia="zh-CN"/>
+        </w:rPr>
+        <w:t>exp3a 过滤气泡实验</w:t>
       </w:r>
     </w:p>
     <w:p>
@@ -3907,7 +4763,7 @@
           <w:rFonts w:hint="default"/>
           <w:lang w:val="en-US" w:eastAsia="zh-CN"/>
         </w:rPr>
-        <w:t>│   └── 研究 AI 从消费者反馈学习后能否打破"高采用+低满意"困境</w:t>
+        <w:t>│   └── 量化 AI 个性化推荐如何随依赖等级升高而收窄信息多样性</w:t>
       </w:r>
     </w:p>
     <w:p>
@@ -3937,187 +4793,67 @@
           <w:rFonts w:hint="default"/>
           <w:lang w:val="en-US" w:eastAsia="zh-CN"/>
         </w:rPr>
-        <w:t>├── 新增机制：EvolvingAIAgent</w:t>
-      </w:r>
-    </w:p>
-    <w:p>
-      <w:pPr>
-        <w:rPr>
-          <w:rFonts w:hint="default"/>
-          <w:lang w:val="en-US" w:eastAsia="zh-CN"/>
-        </w:rPr>
-      </w:pPr>
-      <w:r>
-        <w:rPr>
-          <w:rFonts w:hint="default"/>
-          <w:lang w:val="en-US" w:eastAsia="zh-CN"/>
-        </w:rPr>
-        <w:t>│   ├── evolution_rate = 0.02（全局学习速率）</w:t>
-      </w:r>
-    </w:p>
-    <w:p>
-      <w:pPr>
-        <w:rPr>
-          <w:rFonts w:hint="default"/>
-          <w:lang w:val="en-US" w:eastAsia="zh-CN"/>
-        </w:rPr>
-      </w:pPr>
-      <w:r>
-        <w:rPr>
-          <w:rFonts w:hint="default"/>
-          <w:lang w:val="en-US" w:eastAsia="zh-CN"/>
-        </w:rPr>
-        <w:t>│   ├── 能力天花板（防止无限增长）</w:t>
-      </w:r>
-    </w:p>
-    <w:p>
-      <w:pPr>
-        <w:rPr>
-          <w:rFonts w:hint="default"/>
-          <w:lang w:val="en-US" w:eastAsia="zh-CN"/>
-        </w:rPr>
-      </w:pPr>
-      <w:r>
-        <w:rPr>
-          <w:rFonts w:hint="default"/>
-          <w:lang w:val="en-US" w:eastAsia="zh-CN"/>
-        </w:rPr>
-        <w:t>│   │   ├── accuracy_cap   = min(0.98, initial + 0.15)</w:t>
-      </w:r>
-    </w:p>
-    <w:p>
-      <w:pPr>
-        <w:rPr>
-          <w:rFonts w:hint="default"/>
-          <w:lang w:val="en-US" w:eastAsia="zh-CN"/>
-        </w:rPr>
-      </w:pPr>
-      <w:r>
-        <w:rPr>
-          <w:rFonts w:hint="default"/>
-          <w:lang w:val="en-US" w:eastAsia="zh-CN"/>
-        </w:rPr>
-        <w:t>│   │   ├── understanding_cap = min(0.98, initial + 0.15)</w:t>
-      </w:r>
-    </w:p>
-    <w:p>
-      <w:pPr>
-        <w:rPr>
-          <w:rFonts w:hint="default"/>
-          <w:lang w:val="en-US" w:eastAsia="zh-CN"/>
-        </w:rPr>
-      </w:pPr>
-      <w:r>
-        <w:rPr>
-          <w:rFonts w:hint="default"/>
-          <w:lang w:val="en-US" w:eastAsia="zh-CN"/>
-        </w:rPr>
-        <w:t>│   │   └── reliability_cap = min(0.99, initial + 0.10)</w:t>
-      </w:r>
-    </w:p>
-    <w:p>
-      <w:pPr>
-        <w:rPr>
-          <w:rFonts w:hint="default"/>
-          <w:lang w:val="en-US" w:eastAsia="zh-CN"/>
-        </w:rPr>
-      </w:pPr>
-      <w:r>
-        <w:rPr>
-          <w:rFonts w:hint="default"/>
-          <w:lang w:val="en-US" w:eastAsia="zh-CN"/>
-        </w:rPr>
-        <w:t>│   │</w:t>
-      </w:r>
-    </w:p>
-    <w:p>
-      <w:pPr>
-        <w:rPr>
-          <w:rFonts w:hint="default"/>
-          <w:lang w:val="en-US" w:eastAsia="zh-CN"/>
-        </w:rPr>
-      </w:pPr>
-      <w:r>
-        <w:rPr>
-          <w:rFonts w:hint="default"/>
-          <w:lang w:val="en-US" w:eastAsia="zh-CN"/>
-        </w:rPr>
-        <w:t>│   └── 当前误差率动态公式</w:t>
-      </w:r>
-    </w:p>
-    <w:p>
-      <w:pPr>
-        <w:rPr>
-          <w:rFonts w:hint="default"/>
-          <w:lang w:val="en-US" w:eastAsia="zh-CN"/>
-        </w:rPr>
-      </w:pPr>
-      <w:r>
-        <w:rPr>
-          <w:rFonts w:hint="default"/>
-          <w:lang w:val="en-US" w:eastAsia="zh-CN"/>
-        </w:rPr>
-        <w:t>│       └── error_rate = max(0.02,</w:t>
-      </w:r>
-    </w:p>
-    <w:p>
-      <w:pPr>
-        <w:rPr>
-          <w:rFonts w:hint="default"/>
-          <w:lang w:val="en-US" w:eastAsia="zh-CN"/>
-        </w:rPr>
-      </w:pPr>
-      <w:r>
-        <w:rPr>
-          <w:rFonts w:hint="default"/>
-          <w:lang w:val="en-US" w:eastAsia="zh-CN"/>
-        </w:rPr>
-        <w:t>│                           0.25</w:t>
-      </w:r>
-    </w:p>
-    <w:p>
-      <w:pPr>
-        <w:rPr>
-          <w:rFonts w:hint="default"/>
-          <w:lang w:val="en-US" w:eastAsia="zh-CN"/>
-        </w:rPr>
-      </w:pPr>
-      <w:r>
-        <w:rPr>
-          <w:rFonts w:hint="default"/>
-          <w:lang w:val="en-US" w:eastAsia="zh-CN"/>
-        </w:rPr>
-        <w:t>│                           - accuracy × 0.20</w:t>
-      </w:r>
-    </w:p>
-    <w:p>
-      <w:pPr>
-        <w:rPr>
-          <w:rFonts w:hint="default"/>
-          <w:lang w:val="en-US" w:eastAsia="zh-CN"/>
-        </w:rPr>
-      </w:pPr>
-      <w:r>
-        <w:rPr>
-          <w:rFonts w:hint="default"/>
-          <w:lang w:val="en-US" w:eastAsia="zh-CN"/>
-        </w:rPr>
-        <w:t>│                           - understanding × 0.15</w:t>
-      </w:r>
-    </w:p>
-    <w:p>
-      <w:pPr>
-        <w:rPr>
-          <w:rFonts w:hint="default"/>
-          <w:lang w:val="en-US" w:eastAsia="zh-CN"/>
-        </w:rPr>
-      </w:pPr>
-      <w:r>
-        <w:rPr>
-          <w:rFonts w:hint="default"/>
-          <w:lang w:val="en-US" w:eastAsia="zh-CN"/>
-        </w:rPr>
-        <w:t>│                           - adaptation × 0.10)</w:t>
+        <w:t>├── 产品类别体系</w:t>
+      </w:r>
+    </w:p>
+    <w:p>
+      <w:pPr>
+        <w:rPr>
+          <w:rFonts w:hint="default"/>
+          <w:lang w:val="en-US" w:eastAsia="zh-CN"/>
+        </w:rPr>
+      </w:pPr>
+      <w:r>
+        <w:rPr>
+          <w:rFonts w:hint="default"/>
+          <w:lang w:val="en-US" w:eastAsia="zh-CN"/>
+        </w:rPr>
+        <w:t>│   ├── 20 个产品类别</w:t>
+      </w:r>
+    </w:p>
+    <w:p>
+      <w:pPr>
+        <w:rPr>
+          <w:rFonts w:hint="default"/>
+          <w:lang w:val="en-US" w:eastAsia="zh-CN"/>
+        </w:rPr>
+      </w:pPr>
+      <w:r>
+        <w:rPr>
+          <w:rFonts w:hint="default"/>
+          <w:lang w:val="en-US" w:eastAsia="zh-CN"/>
+        </w:rPr>
+        <w:t>│   ├── popularity ~ Beta(2, 2)</w:t>
+      </w:r>
+    </w:p>
+    <w:p>
+      <w:pPr>
+        <w:rPr>
+          <w:rFonts w:hint="default"/>
+          <w:lang w:val="en-US" w:eastAsia="zh-CN"/>
+        </w:rPr>
+      </w:pPr>
+      <w:r>
+        <w:rPr>
+          <w:rFonts w:hint="default"/>
+          <w:lang w:val="en-US" w:eastAsia="zh-CN"/>
+        </w:rPr>
+        <w:t>│   ├── diversity_score ~ U(0, 1)</w:t>
+      </w:r>
+    </w:p>
+    <w:p>
+      <w:pPr>
+        <w:rPr>
+          <w:rFonts w:hint="default"/>
+          <w:lang w:val="en-US" w:eastAsia="zh-CN"/>
+        </w:rPr>
+      </w:pPr>
+      <w:r>
+        <w:rPr>
+          <w:rFonts w:hint="default"/>
+          <w:lang w:val="en-US" w:eastAsia="zh-CN"/>
+        </w:rPr>
+        <w:t>│   └── related_categories：每类别3个关联类别</w:t>
       </w:r>
     </w:p>
     <w:p>
@@ -4147,52 +4883,67 @@
           <w:rFonts w:hint="default"/>
           <w:lang w:val="en-US" w:eastAsia="zh-CN"/>
         </w:rPr>
-        <w:t>├── 学习模式（AILearningMode）</w:t>
-      </w:r>
-    </w:p>
-    <w:p>
-      <w:pPr>
-        <w:rPr>
-          <w:rFonts w:hint="default"/>
-          <w:lang w:val="en-US" w:eastAsia="zh-CN"/>
-        </w:rPr>
-      </w:pPr>
-      <w:r>
-        <w:rPr>
-          <w:rFonts w:hint="default"/>
-          <w:lang w:val="en-US" w:eastAsia="zh-CN"/>
-        </w:rPr>
-        <w:t>│   ├── PASSIVE：仅从错误中学习</w:t>
-      </w:r>
-    </w:p>
-    <w:p>
-      <w:pPr>
-        <w:rPr>
-          <w:rFonts w:hint="default"/>
-          <w:lang w:val="en-US" w:eastAsia="zh-CN"/>
-        </w:rPr>
-      </w:pPr>
-      <w:r>
-        <w:rPr>
-          <w:rFonts w:hint="default"/>
-          <w:lang w:val="en-US" w:eastAsia="zh-CN"/>
-        </w:rPr>
-        <w:t>│   ├── ACTIVE：错误学习 + 每10步主动探索</w:t>
-      </w:r>
-    </w:p>
-    <w:p>
-      <w:pPr>
-        <w:rPr>
-          <w:rFonts w:hint="default"/>
-          <w:lang w:val="en-US" w:eastAsia="zh-CN"/>
-        </w:rPr>
-      </w:pPr>
-      <w:r>
-        <w:rPr>
-          <w:rFonts w:hint="default"/>
-          <w:lang w:val="en-US" w:eastAsia="zh-CN"/>
-        </w:rPr>
-        <w:t>│   └── COLLABORATIVE：错误学习 + 跨 AI 共享经验</w:t>
+        <w:t>├── 个性化强度（与依赖等级挂钩）</w:t>
+      </w:r>
+    </w:p>
+    <w:p>
+      <w:pPr>
+        <w:rPr>
+          <w:rFonts w:hint="default"/>
+          <w:lang w:val="en-US" w:eastAsia="zh-CN"/>
+        </w:rPr>
+      </w:pPr>
+      <w:r>
+        <w:rPr>
+          <w:rFonts w:hint="default"/>
+          <w:lang w:val="en-US" w:eastAsia="zh-CN"/>
+        </w:rPr>
+        <w:t>│   ├── 基础 personalization_strength = 0.70</w:t>
+      </w:r>
+    </w:p>
+    <w:p>
+      <w:pPr>
+        <w:rPr>
+          <w:rFonts w:hint="default"/>
+          <w:lang w:val="en-US" w:eastAsia="zh-CN"/>
+        </w:rPr>
+      </w:pPr>
+      <w:r>
+        <w:rPr>
+          <w:rFonts w:hint="default"/>
+          <w:lang w:val="en-US" w:eastAsia="zh-CN"/>
+        </w:rPr>
+        <w:t>│   ├── L1-L2：× 0.5 → 0.35（探索导向）</w:t>
+      </w:r>
+    </w:p>
+    <w:p>
+      <w:pPr>
+        <w:rPr>
+          <w:rFonts w:hint="default"/>
+          <w:lang w:val="en-US" w:eastAsia="zh-CN"/>
+        </w:rPr>
+      </w:pPr>
+      <w:r>
+        <w:rPr>
+          <w:rFonts w:hint="default"/>
+          <w:lang w:val="en-US" w:eastAsia="zh-CN"/>
+        </w:rPr>
+        <w:t>│   ├── L3：不变 → 0.70</w:t>
+      </w:r>
+    </w:p>
+    <w:p>
+      <w:pPr>
+        <w:rPr>
+          <w:rFonts w:hint="default"/>
+          <w:lang w:val="en-US" w:eastAsia="zh-CN"/>
+        </w:rPr>
+      </w:pPr>
+      <w:r>
+        <w:rPr>
+          <w:rFonts w:hint="default"/>
+          <w:lang w:val="en-US" w:eastAsia="zh-CN"/>
+        </w:rPr>
+        <w:t>│   └── L4-L5：× 1.2，上限 0.95</w:t>
       </w:r>
     </w:p>
     <w:p>
@@ -4222,52 +4973,67 @@
           <w:rFonts w:hint="default"/>
           <w:lang w:val="en-US" w:eastAsia="zh-CN"/>
         </w:rPr>
-        <w:t>├── 反馈分类</w:t>
-      </w:r>
-    </w:p>
-    <w:p>
-      <w:pPr>
-        <w:rPr>
-          <w:rFonts w:hint="default"/>
-          <w:lang w:val="en-US" w:eastAsia="zh-CN"/>
-        </w:rPr>
-      </w:pPr>
-      <w:r>
-        <w:rPr>
-          <w:rFonts w:hint="default"/>
-          <w:lang w:val="en-US" w:eastAsia="zh-CN"/>
-        </w:rPr>
-        <w:t>│   ├── satisfaction ≥ 0.7 → positive → 强化成功模式</w:t>
-      </w:r>
-    </w:p>
-    <w:p>
-      <w:pPr>
-        <w:rPr>
-          <w:rFonts w:hint="default"/>
-          <w:lang w:val="en-US" w:eastAsia="zh-CN"/>
-        </w:rPr>
-      </w:pPr>
-      <w:r>
-        <w:rPr>
-          <w:rFonts w:hint="default"/>
-          <w:lang w:val="en-US" w:eastAsia="zh-CN"/>
-        </w:rPr>
-        <w:t>│   ├── satisfaction ≤ 0.3 → negative → 从错误中改进</w:t>
-      </w:r>
-    </w:p>
-    <w:p>
-      <w:pPr>
-        <w:rPr>
-          <w:rFonts w:hint="default"/>
-          <w:lang w:val="en-US" w:eastAsia="zh-CN"/>
-        </w:rPr>
-      </w:pPr>
-      <w:r>
-        <w:rPr>
-          <w:rFonts w:hint="default"/>
-          <w:lang w:val="en-US" w:eastAsia="zh-CN"/>
-        </w:rPr>
-        <w:t>│   └── 0.3 &lt; sat &lt; 0.7  → neutral  → 不学习</w:t>
+        <w:t>├── AI 推荐逻辑</w:t>
+      </w:r>
+    </w:p>
+    <w:p>
+      <w:pPr>
+        <w:rPr>
+          <w:rFonts w:hint="default"/>
+          <w:lang w:val="en-US" w:eastAsia="zh-CN"/>
+        </w:rPr>
+      </w:pPr>
+      <w:r>
+        <w:rPr>
+          <w:rFonts w:hint="default"/>
+          <w:lang w:val="en-US" w:eastAsia="zh-CN"/>
+        </w:rPr>
+        <w:t>│   ├── if random() &lt; personalization_strength AND 有历史记录</w:t>
+      </w:r>
+    </w:p>
+    <w:p>
+      <w:pPr>
+        <w:rPr>
+          <w:rFonts w:hint="default"/>
+          <w:lang w:val="en-US" w:eastAsia="zh-CN"/>
+        </w:rPr>
+      </w:pPr>
+      <w:r>
+        <w:rPr>
+          <w:rFonts w:hint="default"/>
+          <w:lang w:val="en-US" w:eastAsia="zh-CN"/>
+        </w:rPr>
+        <w:t>│   │   └── 从最近10条历史中采样推荐</w:t>
+      </w:r>
+    </w:p>
+    <w:p>
+      <w:pPr>
+        <w:rPr>
+          <w:rFonts w:hint="default"/>
+          <w:lang w:val="en-US" w:eastAsia="zh-CN"/>
+        </w:rPr>
+      </w:pPr>
+      <w:r>
+        <w:rPr>
+          <w:rFonts w:hint="default"/>
+          <w:lang w:val="en-US" w:eastAsia="zh-CN"/>
+        </w:rPr>
+        <w:t>│   └── else</w:t>
+      </w:r>
+    </w:p>
+    <w:p>
+      <w:pPr>
+        <w:rPr>
+          <w:rFonts w:hint="default"/>
+          <w:lang w:val="en-US" w:eastAsia="zh-CN"/>
+        </w:rPr>
+      </w:pPr>
+      <w:r>
+        <w:rPr>
+          <w:rFonts w:hint="default"/>
+          <w:lang w:val="en-US" w:eastAsia="zh-CN"/>
+        </w:rPr>
+        <w:t>│       └── 从全部20类中随机采样</w:t>
       </w:r>
     </w:p>
     <w:p>
@@ -4297,127 +5063,67 @@
           <w:rFonts w:hint="default"/>
           <w:lang w:val="en-US" w:eastAsia="zh-CN"/>
         </w:rPr>
-        <w:t>├── 错误驱动的能力改进</w:t>
-      </w:r>
-    </w:p>
-    <w:p>
-      <w:pPr>
-        <w:rPr>
-          <w:rFonts w:hint="default"/>
-          <w:lang w:val="en-US" w:eastAsia="zh-CN"/>
-        </w:rPr>
-      </w:pPr>
-      <w:r>
-        <w:rPr>
-          <w:rFonts w:hint="default"/>
-          <w:lang w:val="en-US" w:eastAsia="zh-CN"/>
-        </w:rPr>
-        <w:t>│   ├── MISUNDERSTANDING / CONTEXT_BLINDNESS</w:t>
-      </w:r>
-    </w:p>
-    <w:p>
-      <w:pPr>
-        <w:rPr>
-          <w:rFonts w:hint="default"/>
-          <w:lang w:val="en-US" w:eastAsia="zh-CN"/>
-        </w:rPr>
-      </w:pPr>
-      <w:r>
-        <w:rPr>
-          <w:rFonts w:hint="default"/>
-          <w:lang w:val="en-US" w:eastAsia="zh-CN"/>
-        </w:rPr>
-        <w:t>│   │   └── understanding_depth += evolution_rate × adaptation_speed</w:t>
-      </w:r>
-    </w:p>
-    <w:p>
-      <w:pPr>
-        <w:rPr>
-          <w:rFonts w:hint="default"/>
-          <w:lang w:val="en-US" w:eastAsia="zh-CN"/>
-        </w:rPr>
-      </w:pPr>
-      <w:r>
-        <w:rPr>
-          <w:rFonts w:hint="default"/>
-          <w:lang w:val="en-US" w:eastAsia="zh-CN"/>
-        </w:rPr>
-        <w:t>│   ├── PREFERENCE_DRIFT</w:t>
-      </w:r>
-    </w:p>
-    <w:p>
-      <w:pPr>
-        <w:rPr>
-          <w:rFonts w:hint="default"/>
-          <w:lang w:val="en-US" w:eastAsia="zh-CN"/>
-        </w:rPr>
-      </w:pPr>
-      <w:r>
-        <w:rPr>
-          <w:rFonts w:hint="default"/>
-          <w:lang w:val="en-US" w:eastAsia="zh-CN"/>
-        </w:rPr>
-        <w:t>│   │   └── adaptation_speed += evolution_rate</w:t>
-      </w:r>
-    </w:p>
-    <w:p>
-      <w:pPr>
-        <w:rPr>
-          <w:rFonts w:hint="default"/>
-          <w:lang w:val="en-US" w:eastAsia="zh-CN"/>
-        </w:rPr>
-      </w:pPr>
-      <w:r>
-        <w:rPr>
-          <w:rFonts w:hint="default"/>
-          <w:lang w:val="en-US" w:eastAsia="zh-CN"/>
-        </w:rPr>
-        <w:t>│   ├── EXECUTION_ERROR</w:t>
-      </w:r>
-    </w:p>
-    <w:p>
-      <w:pPr>
-        <w:rPr>
-          <w:rFonts w:hint="default"/>
-          <w:lang w:val="en-US" w:eastAsia="zh-CN"/>
-        </w:rPr>
-      </w:pPr>
-      <w:r>
-        <w:rPr>
-          <w:rFonts w:hint="default"/>
-          <w:lang w:val="en-US" w:eastAsia="zh-CN"/>
-        </w:rPr>
-        <w:t>│   │   └── execution_reliability += evolution_rate × 0.5</w:t>
-      </w:r>
-    </w:p>
-    <w:p>
-      <w:pPr>
-        <w:rPr>
-          <w:rFonts w:hint="default"/>
-          <w:lang w:val="en-US" w:eastAsia="zh-CN"/>
-        </w:rPr>
-      </w:pPr>
-      <w:r>
-        <w:rPr>
-          <w:rFonts w:hint="default"/>
-          <w:lang w:val="en-US" w:eastAsia="zh-CN"/>
-        </w:rPr>
-        <w:t>│   └── 通用改进（任何错误）</w:t>
-      </w:r>
-    </w:p>
-    <w:p>
-      <w:pPr>
-        <w:rPr>
-          <w:rFonts w:hint="default"/>
-          <w:lang w:val="en-US" w:eastAsia="zh-CN"/>
-        </w:rPr>
-      </w:pPr>
-      <w:r>
-        <w:rPr>
-          <w:rFonts w:hint="default"/>
-          <w:lang w:val="en-US" w:eastAsia="zh-CN"/>
-        </w:rPr>
-        <w:t>│       └── recommendation_accuracy += evolution_rate × 0.5</w:t>
+        <w:t>├── 消费者选择逻辑</w:t>
+      </w:r>
+    </w:p>
+    <w:p>
+      <w:pPr>
+        <w:rPr>
+          <w:rFonts w:hint="default"/>
+          <w:lang w:val="en-US" w:eastAsia="zh-CN"/>
+        </w:rPr>
+      </w:pPr>
+      <w:r>
+        <w:rPr>
+          <w:rFonts w:hint="default"/>
+          <w:lang w:val="en-US" w:eastAsia="zh-CN"/>
+        </w:rPr>
+        <w:t>│   ├── exploration_tendency = 0.5 - (dependency_level - 3) × 0.1</w:t>
+      </w:r>
+    </w:p>
+    <w:p>
+      <w:pPr>
+        <w:rPr>
+          <w:rFonts w:hint="default"/>
+          <w:lang w:val="en-US" w:eastAsia="zh-CN"/>
+        </w:rPr>
+      </w:pPr>
+      <w:r>
+        <w:rPr>
+          <w:rFonts w:hint="default"/>
+          <w:lang w:val="en-US" w:eastAsia="zh-CN"/>
+        </w:rPr>
+        <w:t>│   │   ├── L1: 0.7，L2: 0.6，L3: 0.5，L4: 0.4，L5: 0.3</w:t>
+      </w:r>
+    </w:p>
+    <w:p>
+      <w:pPr>
+        <w:rPr>
+          <w:rFonts w:hint="default"/>
+          <w:lang w:val="en-US" w:eastAsia="zh-CN"/>
+        </w:rPr>
+      </w:pPr>
+      <w:r>
+        <w:rPr>
+          <w:rFonts w:hint="default"/>
+          <w:lang w:val="en-US" w:eastAsia="zh-CN"/>
+        </w:rPr>
+        <w:t>│   ├── if random() &lt; exploration_tendency → 选未探索类别</w:t>
+      </w:r>
+    </w:p>
+    <w:p>
+      <w:pPr>
+        <w:rPr>
+          <w:rFonts w:hint="default"/>
+          <w:lang w:val="en-US" w:eastAsia="zh-CN"/>
+        </w:rPr>
+      </w:pPr>
+      <w:r>
+        <w:rPr>
+          <w:rFonts w:hint="default"/>
+          <w:lang w:val="en-US" w:eastAsia="zh-CN"/>
+        </w:rPr>
+        <w:t>│   └── else → 接受 AI 推荐</w:t>
       </w:r>
     </w:p>
     <w:p>
@@ -4447,37 +5153,82 @@
           <w:rFonts w:hint="default"/>
           <w:lang w:val="en-US" w:eastAsia="zh-CN"/>
         </w:rPr>
-        <w:t>├── 主动探索学习（ACTIVE 模式，每10步）</w:t>
-      </w:r>
-    </w:p>
-    <w:p>
-      <w:pPr>
-        <w:rPr>
-          <w:rFonts w:hint="default"/>
-          <w:lang w:val="en-US" w:eastAsia="zh-CN"/>
-        </w:rPr>
-      </w:pPr>
-      <w:r>
-        <w:rPr>
-          <w:rFonts w:hint="default"/>
-          <w:lang w:val="en-US" w:eastAsia="zh-CN"/>
-        </w:rPr>
-        <w:t>│   └── 随机选择 {accuracy, understanding, personalization} 之一</w:t>
-      </w:r>
-    </w:p>
-    <w:p>
-      <w:pPr>
-        <w:rPr>
-          <w:rFonts w:hint="default"/>
-          <w:lang w:val="en-US" w:eastAsia="zh-CN"/>
-        </w:rPr>
-      </w:pPr>
-      <w:r>
-        <w:rPr>
-          <w:rFonts w:hint="default"/>
-          <w:lang w:val="en-US" w:eastAsia="zh-CN"/>
-        </w:rPr>
-        <w:t>│       → 该能力 += evolution_rate × 0.2</w:t>
+        <w:t>├── 多样性测量</w:t>
+      </w:r>
+    </w:p>
+    <w:p>
+      <w:pPr>
+        <w:rPr>
+          <w:rFonts w:hint="default"/>
+          <w:lang w:val="en-US" w:eastAsia="zh-CN"/>
+        </w:rPr>
+      </w:pPr>
+      <w:r>
+        <w:rPr>
+          <w:rFonts w:hint="default"/>
+          <w:lang w:val="en-US" w:eastAsia="zh-CN"/>
+        </w:rPr>
+        <w:t>│   ├── Shannon 熵</w:t>
+      </w:r>
+    </w:p>
+    <w:p>
+      <w:pPr>
+        <w:rPr>
+          <w:rFonts w:hint="default"/>
+          <w:lang w:val="en-US" w:eastAsia="zh-CN"/>
+        </w:rPr>
+      </w:pPr>
+      <w:r>
+        <w:rPr>
+          <w:rFonts w:hint="default"/>
+          <w:lang w:val="en-US" w:eastAsia="zh-CN"/>
+        </w:rPr>
+        <w:t>│   │   ├── H = -Σ p_i × log₂(p_i)</w:t>
+      </w:r>
+    </w:p>
+    <w:p>
+      <w:pPr>
+        <w:rPr>
+          <w:rFonts w:hint="default"/>
+          <w:lang w:val="en-US" w:eastAsia="zh-CN"/>
+        </w:rPr>
+      </w:pPr>
+      <w:r>
+        <w:rPr>
+          <w:rFonts w:hint="default"/>
+          <w:lang w:val="en-US" w:eastAsia="zh-CN"/>
+        </w:rPr>
+        <w:t>│   │   └── 归一化熵 = H / log₂(20)  ∈ [0, 1]</w:t>
+      </w:r>
+    </w:p>
+    <w:p>
+      <w:pPr>
+        <w:rPr>
+          <w:rFonts w:hint="default"/>
+          <w:lang w:val="en-US" w:eastAsia="zh-CN"/>
+        </w:rPr>
+      </w:pPr>
+      <w:r>
+        <w:rPr>
+          <w:rFonts w:hint="default"/>
+          <w:lang w:val="en-US" w:eastAsia="zh-CN"/>
+        </w:rPr>
+        <w:t>│   ├── 类别覆盖率 = 接触类别数 / 20</w:t>
+      </w:r>
+    </w:p>
+    <w:p>
+      <w:pPr>
+        <w:rPr>
+          <w:rFonts w:hint="default"/>
+          <w:lang w:val="en-US" w:eastAsia="zh-CN"/>
+        </w:rPr>
+      </w:pPr>
+      <w:r>
+        <w:rPr>
+          <w:rFonts w:hint="default"/>
+          <w:lang w:val="en-US" w:eastAsia="zh-CN"/>
+        </w:rPr>
+        <w:t>│   └── 探索率 = 主动探索次数 / 总选择次数</w:t>
       </w:r>
     </w:p>
     <w:p>
@@ -4507,37 +5258,46 @@
           <w:rFonts w:hint="default"/>
           <w:lang w:val="en-US" w:eastAsia="zh-CN"/>
         </w:rPr>
-        <w:t>├── 进化进度指标</w:t>
-      </w:r>
-    </w:p>
-    <w:p>
-      <w:pPr>
-        <w:rPr>
-          <w:rFonts w:hint="default"/>
-          <w:lang w:val="en-US" w:eastAsia="zh-CN"/>
-        </w:rPr>
-      </w:pPr>
-      <w:r>
-        <w:rPr>
-          <w:rFonts w:hint="default"/>
-          <w:lang w:val="en-US" w:eastAsia="zh-CN"/>
-        </w:rPr>
-        <w:t>│   └── progress = (accuracy_gain / accuracy_gap +</w:t>
-      </w:r>
-    </w:p>
-    <w:p>
-      <w:pPr>
-        <w:rPr>
-          <w:rFonts w:hint="default"/>
-          <w:lang w:val="en-US" w:eastAsia="zh-CN"/>
-        </w:rPr>
-      </w:pPr>
-      <w:r>
-        <w:rPr>
-          <w:rFonts w:hint="default"/>
-          <w:lang w:val="en-US" w:eastAsia="zh-CN"/>
-        </w:rPr>
-        <w:t>│                   understanding_gain / understanding_gap) / 2</w:t>
+        <w:t>└── 过滤气泡强度指标</w:t>
+      </w:r>
+    </w:p>
+    <w:p>
+      <w:pPr>
+        <w:rPr>
+          <w:rFonts w:hint="default"/>
+          <w:lang w:val="en-US" w:eastAsia="zh-CN"/>
+        </w:rPr>
+      </w:pPr>
+      <w:r>
+        <w:rPr>
+          <w:rFonts w:hint="default"/>
+          <w:lang w:val="en-US" w:eastAsia="zh-CN"/>
+        </w:rPr>
+        <w:t xml:space="preserve">    └── bubble_strength = |mean(diversity_L4+L5) - mean(diversity_L1+L2)| / 2</w:t>
+      </w:r>
+    </w:p>
+    <w:p>
+      <w:pPr>
+        <w:rPr>
+          <w:rFonts w:hint="default"/>
+          <w:lang w:val="en-US" w:eastAsia="zh-CN"/>
+        </w:rPr>
+      </w:pPr>
+    </w:p>
+    <w:p>
+      <w:pPr>
+        <w:outlineLvl w:val="2"/>
+        <w:rPr>
+          <w:rFonts w:hint="default"/>
+          <w:lang w:val="en-US" w:eastAsia="zh-CN"/>
+        </w:rPr>
+      </w:pPr>
+      <w:r>
+        <w:rPr>
+          <w:rFonts w:hint="default"/>
+          <w:lang w:val="en-US" w:eastAsia="zh-CN"/>
+        </w:rPr>
+        <w:t>exp3b 系统性风险实验</w:t>
       </w:r>
     </w:p>
     <w:p>
@@ -4567,52 +5327,22 @@
           <w:rFonts w:hint="default"/>
           <w:lang w:val="en-US" w:eastAsia="zh-CN"/>
         </w:rPr>
-        <w:t>├── AI 选择机制（消费者选哪个 AI）</w:t>
-      </w:r>
-    </w:p>
-    <w:p>
-      <w:pPr>
-        <w:rPr>
-          <w:rFonts w:hint="default"/>
-          <w:lang w:val="en-US" w:eastAsia="zh-CN"/>
-        </w:rPr>
-      </w:pPr>
-      <w:r>
-        <w:rPr>
-          <w:rFonts w:hint="default"/>
-          <w:lang w:val="en-US" w:eastAsia="zh-CN"/>
-        </w:rPr>
-        <w:t>│   ├── score = progress × 0.5 + (1 - error_rate) × 0.5</w:t>
-      </w:r>
-    </w:p>
-    <w:p>
-      <w:pPr>
-        <w:rPr>
-          <w:rFonts w:hint="default"/>
-          <w:lang w:val="en-US" w:eastAsia="zh-CN"/>
-        </w:rPr>
-      </w:pPr>
-      <w:r>
-        <w:rPr>
-          <w:rFonts w:hint="default"/>
-          <w:lang w:val="en-US" w:eastAsia="zh-CN"/>
-        </w:rPr>
-        <w:t>│   ├── 若有历史记录：score += avg_sat_last5 × 0.2</w:t>
-      </w:r>
-    </w:p>
-    <w:p>
-      <w:pPr>
-        <w:rPr>
-          <w:rFonts w:hint="default"/>
-          <w:lang w:val="en-US" w:eastAsia="zh-CN"/>
-        </w:rPr>
-      </w:pPr>
-      <w:r>
-        <w:rPr>
-          <w:rFonts w:hint="default"/>
-          <w:lang w:val="en-US" w:eastAsia="zh-CN"/>
-        </w:rPr>
-        <w:t>│   └── Softmax 概率选择（温度=1）</w:t>
+        <w:t>├── 实验设计目标</w:t>
+      </w:r>
+    </w:p>
+    <w:p>
+      <w:pPr>
+        <w:rPr>
+          <w:rFonts w:hint="default"/>
+          <w:lang w:val="en-US" w:eastAsia="zh-CN"/>
+        </w:rPr>
+      </w:pPr>
+      <w:r>
+        <w:rPr>
+          <w:rFonts w:hint="default"/>
+          <w:lang w:val="en-US" w:eastAsia="zh-CN"/>
+        </w:rPr>
+        <w:t>│   └── 量化 J → J_c 时 AI 系统失效的级联传播规模与恢复速率</w:t>
       </w:r>
     </w:p>
     <w:p>
@@ -4642,105 +5372,82 @@
           <w:rFonts w:hint="default"/>
           <w:lang w:val="en-US" w:eastAsia="zh-CN"/>
         </w:rPr>
-        <w:t>└── 输出指标（在 exp1 基础上新增）</w:t>
-      </w:r>
-    </w:p>
-    <w:p>
-      <w:pPr>
-        <w:rPr>
-          <w:rFonts w:hint="default"/>
-          <w:lang w:val="en-US" w:eastAsia="zh-CN"/>
-        </w:rPr>
-      </w:pPr>
-      <w:r>
-        <w:rPr>
-          <w:rFonts w:hint="default"/>
-          <w:lang w:val="en-US" w:eastAsia="zh-CN"/>
-        </w:rPr>
-        <w:t xml:space="preserve">    ├── 错误率下降幅度</w:t>
-      </w:r>
-    </w:p>
-    <w:p>
-      <w:pPr>
-        <w:rPr>
-          <w:rFonts w:hint="default"/>
-          <w:lang w:val="en-US" w:eastAsia="zh-CN"/>
-        </w:rPr>
-      </w:pPr>
-      <w:r>
-        <w:rPr>
-          <w:rFonts w:hint="default"/>
-          <w:lang w:val="en-US" w:eastAsia="zh-CN"/>
-        </w:rPr>
-        <w:t xml:space="preserve">    ├── 进化进度曲线</w:t>
-      </w:r>
-    </w:p>
-    <w:p>
-      <w:pPr>
-        <w:rPr>
-          <w:rFonts w:hint="default"/>
-          <w:lang w:val="en-US" w:eastAsia="zh-CN"/>
-        </w:rPr>
-      </w:pPr>
-      <w:r>
-        <w:rPr>
-          <w:rFonts w:hint="default"/>
-          <w:lang w:val="en-US" w:eastAsia="zh-CN"/>
-        </w:rPr>
-        <w:t xml:space="preserve">    ├── 学习事件累计数</w:t>
-      </w:r>
-    </w:p>
-    <w:p>
-      <w:pPr>
-        <w:rPr>
-          <w:rFonts w:hint="default"/>
-          <w:lang w:val="en-US" w:eastAsia="zh-CN"/>
-        </w:rPr>
-      </w:pPr>
-      <w:r>
-        <w:rPr>
-          <w:rFonts w:hint="default"/>
-          <w:lang w:val="en-US" w:eastAsia="zh-CN"/>
-        </w:rPr>
-        <w:t xml:space="preserve">    └── 各 AI 能力维度轨迹</w:t>
-      </w:r>
-    </w:p>
-    <w:p>
-      <w:pPr>
-        <w:rPr>
-          <w:rFonts w:hint="default"/>
-          <w:lang w:val="en-US" w:eastAsia="zh-CN"/>
-        </w:rPr>
-      </w:pPr>
-    </w:p>
-    <w:p>
-      <w:pPr>
-        <w:rPr>
-          <w:rFonts w:hint="default"/>
-          <w:lang w:val="en-US" w:eastAsia="zh-CN"/>
-        </w:rPr>
-      </w:pPr>
-      <w:r>
-        <w:rPr>
-          <w:rFonts w:hint="eastAsia"/>
-          <w:lang w:val="en-US" w:eastAsia="zh-CN"/>
-        </w:rPr>
-        <w:t>Exp3 后果实验</w:t>
-      </w:r>
-    </w:p>
-    <w:p>
-      <w:pPr>
-        <w:rPr>
-          <w:rFonts w:hint="default"/>
-          <w:lang w:val="en-US" w:eastAsia="zh-CN"/>
-        </w:rPr>
-      </w:pPr>
-      <w:r>
-        <w:rPr>
-          <w:rFonts w:hint="default"/>
-          <w:lang w:val="en-US" w:eastAsia="zh-CN"/>
-        </w:rPr>
-        <w:t>exp3a 过滤气泡实验</w:t>
+        <w:t>├── 故障类型（FailureType）</w:t>
+      </w:r>
+    </w:p>
+    <w:p>
+      <w:pPr>
+        <w:rPr>
+          <w:rFonts w:hint="default"/>
+          <w:lang w:val="en-US" w:eastAsia="zh-CN"/>
+        </w:rPr>
+      </w:pPr>
+      <w:r>
+        <w:rPr>
+          <w:rFonts w:hint="default"/>
+          <w:lang w:val="en-US" w:eastAsia="zh-CN"/>
+        </w:rPr>
+        <w:t>│   ├── TECHNICAL_OUTAGE    技术宕机</w:t>
+      </w:r>
+    </w:p>
+    <w:p>
+      <w:pPr>
+        <w:rPr>
+          <w:rFonts w:hint="default"/>
+          <w:lang w:val="en-US" w:eastAsia="zh-CN"/>
+        </w:rPr>
+      </w:pPr>
+      <w:r>
+        <w:rPr>
+          <w:rFonts w:hint="default"/>
+          <w:lang w:val="en-US" w:eastAsia="zh-CN"/>
+        </w:rPr>
+        <w:t>│   ├── DATA_BREACH         数据泄露</w:t>
+      </w:r>
+    </w:p>
+    <w:p>
+      <w:pPr>
+        <w:rPr>
+          <w:rFonts w:hint="default"/>
+          <w:lang w:val="en-US" w:eastAsia="zh-CN"/>
+        </w:rPr>
+      </w:pPr>
+      <w:r>
+        <w:rPr>
+          <w:rFonts w:hint="default"/>
+          <w:lang w:val="en-US" w:eastAsia="zh-CN"/>
+        </w:rPr>
+        <w:t>│   ├── ALGORITHM_BIAS      算法偏见</w:t>
+      </w:r>
+    </w:p>
+    <w:p>
+      <w:pPr>
+        <w:rPr>
+          <w:rFonts w:hint="default"/>
+          <w:lang w:val="en-US" w:eastAsia="zh-CN"/>
+        </w:rPr>
+      </w:pPr>
+      <w:r>
+        <w:rPr>
+          <w:rFonts w:hint="default"/>
+          <w:lang w:val="en-US" w:eastAsia="zh-CN"/>
+        </w:rPr>
+        <w:t>│   ├── SERVICE_DEGRADATION 服务降级</w:t>
+      </w:r>
+    </w:p>
+    <w:p>
+      <w:pPr>
+        <w:rPr>
+          <w:rFonts w:hint="default"/>
+          <w:lang w:val="en-US" w:eastAsia="zh-CN"/>
+        </w:rPr>
+      </w:pPr>
+      <w:r>
+        <w:rPr>
+          <w:rFonts w:hint="default"/>
+          <w:lang w:val="en-US" w:eastAsia="zh-CN"/>
+        </w:rPr>
+        <w:t>│   └── COORDINATED_ATTACK  协同攻击</w:t>
       </w:r>
     </w:p>
     <w:p>
@@ -4770,22 +5477,67 @@
           <w:rFonts w:hint="default"/>
           <w:lang w:val="en-US" w:eastAsia="zh-CN"/>
         </w:rPr>
-        <w:t>├── 实验设计目标</w:t>
-      </w:r>
-    </w:p>
-    <w:p>
-      <w:pPr>
-        <w:rPr>
-          <w:rFonts w:hint="default"/>
-          <w:lang w:val="en-US" w:eastAsia="zh-CN"/>
-        </w:rPr>
-      </w:pPr>
-      <w:r>
-        <w:rPr>
-          <w:rFonts w:hint="default"/>
-          <w:lang w:val="en-US" w:eastAsia="zh-CN"/>
-        </w:rPr>
-        <w:t>│   └── 量化 AI 个性化推荐如何随依赖等级升高而收窄信息多样性</w:t>
+        <w:t>├── 故障严重度（FailureSeverity）</w:t>
+      </w:r>
+    </w:p>
+    <w:p>
+      <w:pPr>
+        <w:rPr>
+          <w:rFonts w:hint="default"/>
+          <w:lang w:val="en-US" w:eastAsia="zh-CN"/>
+        </w:rPr>
+      </w:pPr>
+      <w:r>
+        <w:rPr>
+          <w:rFonts w:hint="default"/>
+          <w:lang w:val="en-US" w:eastAsia="zh-CN"/>
+        </w:rPr>
+        <w:t>│   ├── MINOR:    severity = 1</w:t>
+      </w:r>
+    </w:p>
+    <w:p>
+      <w:pPr>
+        <w:rPr>
+          <w:rFonts w:hint="default"/>
+          <w:lang w:val="en-US" w:eastAsia="zh-CN"/>
+        </w:rPr>
+      </w:pPr>
+      <w:r>
+        <w:rPr>
+          <w:rFonts w:hint="default"/>
+          <w:lang w:val="en-US" w:eastAsia="zh-CN"/>
+        </w:rPr>
+        <w:t>│   ├── MODERATE: severity = 2</w:t>
+      </w:r>
+    </w:p>
+    <w:p>
+      <w:pPr>
+        <w:rPr>
+          <w:rFonts w:hint="default"/>
+          <w:lang w:val="en-US" w:eastAsia="zh-CN"/>
+        </w:rPr>
+      </w:pPr>
+      <w:r>
+        <w:rPr>
+          <w:rFonts w:hint="default"/>
+          <w:lang w:val="en-US" w:eastAsia="zh-CN"/>
+        </w:rPr>
+        <w:t>│   ├── MAJOR:    severity = 3</w:t>
+      </w:r>
+    </w:p>
+    <w:p>
+      <w:pPr>
+        <w:rPr>
+          <w:rFonts w:hint="default"/>
+          <w:lang w:val="en-US" w:eastAsia="zh-CN"/>
+        </w:rPr>
+      </w:pPr>
+      <w:r>
+        <w:rPr>
+          <w:rFonts w:hint="default"/>
+          <w:lang w:val="en-US" w:eastAsia="zh-CN"/>
+        </w:rPr>
+        <w:t>│   └── CRITICAL: severity = 4</w:t>
       </w:r>
     </w:p>
     <w:p>
@@ -4815,67 +5567,67 @@
           <w:rFonts w:hint="default"/>
           <w:lang w:val="en-US" w:eastAsia="zh-CN"/>
         </w:rPr>
-        <w:t>├── 产品类别体系</w:t>
-      </w:r>
-    </w:p>
-    <w:p>
-      <w:pPr>
-        <w:rPr>
-          <w:rFonts w:hint="default"/>
-          <w:lang w:val="en-US" w:eastAsia="zh-CN"/>
-        </w:rPr>
-      </w:pPr>
-      <w:r>
-        <w:rPr>
-          <w:rFonts w:hint="default"/>
-          <w:lang w:val="en-US" w:eastAsia="zh-CN"/>
-        </w:rPr>
-        <w:t>│   ├── 20 个产品类别</w:t>
-      </w:r>
-    </w:p>
-    <w:p>
-      <w:pPr>
-        <w:rPr>
-          <w:rFonts w:hint="default"/>
-          <w:lang w:val="en-US" w:eastAsia="zh-CN"/>
-        </w:rPr>
-      </w:pPr>
-      <w:r>
-        <w:rPr>
-          <w:rFonts w:hint="default"/>
-          <w:lang w:val="en-US" w:eastAsia="zh-CN"/>
-        </w:rPr>
-        <w:t>│   ├── popularity ~ Beta(2, 2)</w:t>
-      </w:r>
-    </w:p>
-    <w:p>
-      <w:pPr>
-        <w:rPr>
-          <w:rFonts w:hint="default"/>
-          <w:lang w:val="en-US" w:eastAsia="zh-CN"/>
-        </w:rPr>
-      </w:pPr>
-      <w:r>
-        <w:rPr>
-          <w:rFonts w:hint="default"/>
-          <w:lang w:val="en-US" w:eastAsia="zh-CN"/>
-        </w:rPr>
-        <w:t>│   ├── diversity_score ~ U(0, 1)</w:t>
-      </w:r>
-    </w:p>
-    <w:p>
-      <w:pPr>
-        <w:rPr>
-          <w:rFonts w:hint="default"/>
-          <w:lang w:val="en-US" w:eastAsia="zh-CN"/>
-        </w:rPr>
-      </w:pPr>
-      <w:r>
-        <w:rPr>
-          <w:rFonts w:hint="default"/>
-          <w:lang w:val="en-US" w:eastAsia="zh-CN"/>
-        </w:rPr>
-        <w:t>│   └── related_categories：每类别3个关联类别</w:t>
+        <w:t>├── 故障冲击计算</w:t>
+      </w:r>
+    </w:p>
+    <w:p>
+      <w:pPr>
+        <w:rPr>
+          <w:rFonts w:hint="default"/>
+          <w:lang w:val="en-US" w:eastAsia="zh-CN"/>
+        </w:rPr>
+      </w:pPr>
+      <w:r>
+        <w:rPr>
+          <w:rFonts w:hint="default"/>
+          <w:lang w:val="en-US" w:eastAsia="zh-CN"/>
+        </w:rPr>
+        <w:t>│   └── severity_multiplier = severity × 0.2</w:t>
+      </w:r>
+    </w:p>
+    <w:p>
+      <w:pPr>
+        <w:rPr>
+          <w:rFonts w:hint="default"/>
+          <w:lang w:val="en-US" w:eastAsia="zh-CN"/>
+        </w:rPr>
+      </w:pPr>
+      <w:r>
+        <w:rPr>
+          <w:rFonts w:hint="default"/>
+          <w:lang w:val="en-US" w:eastAsia="zh-CN"/>
+        </w:rPr>
+        <w:t>│       └── trust_drop = U(0.1, 0.3) × multiplier</w:t>
+      </w:r>
+    </w:p>
+    <w:p>
+      <w:pPr>
+        <w:rPr>
+          <w:rFonts w:hint="default"/>
+          <w:lang w:val="en-US" w:eastAsia="zh-CN"/>
+        </w:rPr>
+      </w:pPr>
+      <w:r>
+        <w:rPr>
+          <w:rFonts w:hint="default"/>
+          <w:lang w:val="en-US" w:eastAsia="zh-CN"/>
+        </w:rPr>
+        <w:t>│           → consumer.trust -= trust_drop</w:t>
+      </w:r>
+    </w:p>
+    <w:p>
+      <w:pPr>
+        <w:rPr>
+          <w:rFonts w:hint="default"/>
+          <w:lang w:val="en-US" w:eastAsia="zh-CN"/>
+        </w:rPr>
+      </w:pPr>
+      <w:r>
+        <w:rPr>
+          <w:rFonts w:hint="default"/>
+          <w:lang w:val="en-US" w:eastAsia="zh-CN"/>
+        </w:rPr>
+        <w:t>│           → if random() &lt; 0.3 × severity：dependency_level -= 1</w:t>
       </w:r>
     </w:p>
     <w:p>
@@ -4905,67 +5657,52 @@
           <w:rFonts w:hint="default"/>
           <w:lang w:val="en-US" w:eastAsia="zh-CN"/>
         </w:rPr>
-        <w:t>├── 个性化强度（与依赖等级挂钩）</w:t>
-      </w:r>
-    </w:p>
-    <w:p>
-      <w:pPr>
-        <w:rPr>
-          <w:rFonts w:hint="default"/>
-          <w:lang w:val="en-US" w:eastAsia="zh-CN"/>
-        </w:rPr>
-      </w:pPr>
-      <w:r>
-        <w:rPr>
-          <w:rFonts w:hint="default"/>
-          <w:lang w:val="en-US" w:eastAsia="zh-CN"/>
-        </w:rPr>
-        <w:t>│   ├── 基础 personalization_strength = 0.70</w:t>
-      </w:r>
-    </w:p>
-    <w:p>
-      <w:pPr>
-        <w:rPr>
-          <w:rFonts w:hint="default"/>
-          <w:lang w:val="en-US" w:eastAsia="zh-CN"/>
-        </w:rPr>
-      </w:pPr>
-      <w:r>
-        <w:rPr>
-          <w:rFonts w:hint="default"/>
-          <w:lang w:val="en-US" w:eastAsia="zh-CN"/>
-        </w:rPr>
-        <w:t>│   ├── L1-L2：× 0.5 → 0.35（探索导向）</w:t>
-      </w:r>
-    </w:p>
-    <w:p>
-      <w:pPr>
-        <w:rPr>
-          <w:rFonts w:hint="default"/>
-          <w:lang w:val="en-US" w:eastAsia="zh-CN"/>
-        </w:rPr>
-      </w:pPr>
-      <w:r>
-        <w:rPr>
-          <w:rFonts w:hint="default"/>
-          <w:lang w:val="en-US" w:eastAsia="zh-CN"/>
-        </w:rPr>
-        <w:t>│   ├── L3：不变 → 0.70</w:t>
-      </w:r>
-    </w:p>
-    <w:p>
-      <w:pPr>
-        <w:rPr>
-          <w:rFonts w:hint="default"/>
-          <w:lang w:val="en-US" w:eastAsia="zh-CN"/>
-        </w:rPr>
-      </w:pPr>
-      <w:r>
-        <w:rPr>
-          <w:rFonts w:hint="default"/>
-          <w:lang w:val="en-US" w:eastAsia="zh-CN"/>
-        </w:rPr>
-        <w:t>│   └── L4-L5：× 1.2，上限 0.95</w:t>
+        <w:t>├── 社会传染传播（网络扩散）</w:t>
+      </w:r>
+    </w:p>
+    <w:p>
+      <w:pPr>
+        <w:rPr>
+          <w:rFonts w:hint="default"/>
+          <w:lang w:val="en-US" w:eastAsia="zh-CN"/>
+        </w:rPr>
+      </w:pPr>
+      <w:r>
+        <w:rPr>
+          <w:rFonts w:hint="default"/>
+          <w:lang w:val="en-US" w:eastAsia="zh-CN"/>
+        </w:rPr>
+        <w:t>│   ├── 传播范围：最多3跳</w:t>
+      </w:r>
+    </w:p>
+    <w:p>
+      <w:pPr>
+        <w:rPr>
+          <w:rFonts w:hint="default"/>
+          <w:lang w:val="en-US" w:eastAsia="zh-CN"/>
+        </w:rPr>
+      </w:pPr>
+      <w:r>
+        <w:rPr>
+          <w:rFonts w:hint="default"/>
+          <w:lang w:val="en-US" w:eastAsia="zh-CN"/>
+        </w:rPr>
+        <w:t>│   ├── propagation_prob = 0.1 × severity × (dep_level/5) × (1-trust)</w:t>
+      </w:r>
+    </w:p>
+    <w:p>
+      <w:pPr>
+        <w:rPr>
+          <w:rFonts w:hint="default"/>
+          <w:lang w:val="en-US" w:eastAsia="zh-CN"/>
+        </w:rPr>
+      </w:pPr>
+      <w:r>
+        <w:rPr>
+          <w:rFonts w:hint="default"/>
+          <w:lang w:val="en-US" w:eastAsia="zh-CN"/>
+        </w:rPr>
+        <w:t>│   └── if random() &lt; propagation_prob → 邻居加入受影响集合</w:t>
       </w:r>
     </w:p>
     <w:p>
@@ -4995,67 +5732,67 @@
           <w:rFonts w:hint="default"/>
           <w:lang w:val="en-US" w:eastAsia="zh-CN"/>
         </w:rPr>
-        <w:t>├── AI 推荐逻辑</w:t>
-      </w:r>
-    </w:p>
-    <w:p>
-      <w:pPr>
-        <w:rPr>
-          <w:rFonts w:hint="default"/>
-          <w:lang w:val="en-US" w:eastAsia="zh-CN"/>
-        </w:rPr>
-      </w:pPr>
-      <w:r>
-        <w:rPr>
-          <w:rFonts w:hint="default"/>
-          <w:lang w:val="en-US" w:eastAsia="zh-CN"/>
-        </w:rPr>
-        <w:t>│   ├── if random() &lt; personalization_strength AND 有历史记录</w:t>
-      </w:r>
-    </w:p>
-    <w:p>
-      <w:pPr>
-        <w:rPr>
-          <w:rFonts w:hint="default"/>
-          <w:lang w:val="en-US" w:eastAsia="zh-CN"/>
-        </w:rPr>
-      </w:pPr>
-      <w:r>
-        <w:rPr>
-          <w:rFonts w:hint="default"/>
-          <w:lang w:val="en-US" w:eastAsia="zh-CN"/>
-        </w:rPr>
-        <w:t>│   │   └── 从最近10条历史中采样推荐</w:t>
-      </w:r>
-    </w:p>
-    <w:p>
-      <w:pPr>
-        <w:rPr>
-          <w:rFonts w:hint="default"/>
-          <w:lang w:val="en-US" w:eastAsia="zh-CN"/>
-        </w:rPr>
-      </w:pPr>
-      <w:r>
-        <w:rPr>
-          <w:rFonts w:hint="default"/>
-          <w:lang w:val="en-US" w:eastAsia="zh-CN"/>
-        </w:rPr>
-        <w:t>│   └── else</w:t>
-      </w:r>
-    </w:p>
-    <w:p>
-      <w:pPr>
-        <w:rPr>
-          <w:rFonts w:hint="default"/>
-          <w:lang w:val="en-US" w:eastAsia="zh-CN"/>
-        </w:rPr>
-      </w:pPr>
-      <w:r>
-        <w:rPr>
-          <w:rFonts w:hint="default"/>
-          <w:lang w:val="en-US" w:eastAsia="zh-CN"/>
-        </w:rPr>
-        <w:t>│       └── 从全部20类中随机采样</w:t>
+        <w:t>├── 恢复动力学</w:t>
+      </w:r>
+    </w:p>
+    <w:p>
+      <w:pPr>
+        <w:rPr>
+          <w:rFonts w:hint="default"/>
+          <w:lang w:val="en-US" w:eastAsia="zh-CN"/>
+        </w:rPr>
+      </w:pPr>
+      <w:r>
+        <w:rPr>
+          <w:rFonts w:hint="default"/>
+          <w:lang w:val="en-US" w:eastAsia="zh-CN"/>
+        </w:rPr>
+        <w:t>│   ├── recovery_rate = 0.05 / severity</w:t>
+      </w:r>
+    </w:p>
+    <w:p>
+      <w:pPr>
+        <w:rPr>
+          <w:rFonts w:hint="default"/>
+          <w:lang w:val="en-US" w:eastAsia="zh-CN"/>
+        </w:rPr>
+      </w:pPr>
+      <w:r>
+        <w:rPr>
+          <w:rFonts w:hint="default"/>
+          <w:lang w:val="en-US" w:eastAsia="zh-CN"/>
+        </w:rPr>
+        <w:t>│   ├── 每步：trust += recovery_rate</w:t>
+      </w:r>
+    </w:p>
+    <w:p>
+      <w:pPr>
+        <w:rPr>
+          <w:rFonts w:hint="default"/>
+          <w:lang w:val="en-US" w:eastAsia="zh-CN"/>
+        </w:rPr>
+      </w:pPr>
+      <w:r>
+        <w:rPr>
+          <w:rFonts w:hint="default"/>
+          <w:lang w:val="en-US" w:eastAsia="zh-CN"/>
+        </w:rPr>
+        <w:t>│   ├── if random() &lt; recovery_rate × 0.1：dependency_level += 1</w:t>
+      </w:r>
+    </w:p>
+    <w:p>
+      <w:pPr>
+        <w:rPr>
+          <w:rFonts w:hint="default"/>
+          <w:lang w:val="en-US" w:eastAsia="zh-CN"/>
+        </w:rPr>
+      </w:pPr>
+      <w:r>
+        <w:rPr>
+          <w:rFonts w:hint="default"/>
+          <w:lang w:val="en-US" w:eastAsia="zh-CN"/>
+        </w:rPr>
+        <w:t>│   └── 完全恢复条件：time_since_failure &gt; 50 AND avg_trust &gt; 0.6</w:t>
       </w:r>
     </w:p>
     <w:p>
@@ -5085,67 +5822,67 @@
           <w:rFonts w:hint="default"/>
           <w:lang w:val="en-US" w:eastAsia="zh-CN"/>
         </w:rPr>
-        <w:t>├── 消费者选择逻辑</w:t>
-      </w:r>
-    </w:p>
-    <w:p>
-      <w:pPr>
-        <w:rPr>
-          <w:rFonts w:hint="default"/>
-          <w:lang w:val="en-US" w:eastAsia="zh-CN"/>
-        </w:rPr>
-      </w:pPr>
-      <w:r>
-        <w:rPr>
-          <w:rFonts w:hint="default"/>
-          <w:lang w:val="en-US" w:eastAsia="zh-CN"/>
-        </w:rPr>
-        <w:t>│   ├── exploration_tendency = 0.5 - (dependency_level - 3) × 0.1</w:t>
-      </w:r>
-    </w:p>
-    <w:p>
-      <w:pPr>
-        <w:rPr>
-          <w:rFonts w:hint="default"/>
-          <w:lang w:val="en-US" w:eastAsia="zh-CN"/>
-        </w:rPr>
-      </w:pPr>
-      <w:r>
-        <w:rPr>
-          <w:rFonts w:hint="default"/>
-          <w:lang w:val="en-US" w:eastAsia="zh-CN"/>
-        </w:rPr>
-        <w:t>│   │   ├── L1: 0.7，L2: 0.6，L3: 0.5，L4: 0.4，L5: 0.3</w:t>
-      </w:r>
-    </w:p>
-    <w:p>
-      <w:pPr>
-        <w:rPr>
-          <w:rFonts w:hint="default"/>
-          <w:lang w:val="en-US" w:eastAsia="zh-CN"/>
-        </w:rPr>
-      </w:pPr>
-      <w:r>
-        <w:rPr>
-          <w:rFonts w:hint="default"/>
-          <w:lang w:val="en-US" w:eastAsia="zh-CN"/>
-        </w:rPr>
-        <w:t>│   ├── if random() &lt; exploration_tendency → 选未探索类别</w:t>
-      </w:r>
-    </w:p>
-    <w:p>
-      <w:pPr>
-        <w:rPr>
-          <w:rFonts w:hint="default"/>
-          <w:lang w:val="en-US" w:eastAsia="zh-CN"/>
-        </w:rPr>
-      </w:pPr>
-      <w:r>
-        <w:rPr>
-          <w:rFonts w:hint="default"/>
-          <w:lang w:val="en-US" w:eastAsia="zh-CN"/>
-        </w:rPr>
-        <w:t>│   └── else → 接受 AI 推荐</w:t>
+        <w:t>├── 压力测试场景（4个）</w:t>
+      </w:r>
+    </w:p>
+    <w:p>
+      <w:pPr>
+        <w:rPr>
+          <w:rFonts w:hint="default"/>
+          <w:lang w:val="en-US" w:eastAsia="zh-CN"/>
+        </w:rPr>
+      </w:pPr>
+      <w:r>
+        <w:rPr>
+          <w:rFonts w:hint="default"/>
+          <w:lang w:val="en-US" w:eastAsia="zh-CN"/>
+        </w:rPr>
+        <w:t>│   ├── minor_outage:      TECHNICAL_OUTAGE  + MINOR</w:t>
+      </w:r>
+    </w:p>
+    <w:p>
+      <w:pPr>
+        <w:rPr>
+          <w:rFonts w:hint="default"/>
+          <w:lang w:val="en-US" w:eastAsia="zh-CN"/>
+        </w:rPr>
+      </w:pPr>
+      <w:r>
+        <w:rPr>
+          <w:rFonts w:hint="default"/>
+          <w:lang w:val="en-US" w:eastAsia="zh-CN"/>
+        </w:rPr>
+        <w:t>│   ├── major_breach:      DATA_BREACH       + MAJOR</w:t>
+      </w:r>
+    </w:p>
+    <w:p>
+      <w:pPr>
+        <w:rPr>
+          <w:rFonts w:hint="default"/>
+          <w:lang w:val="en-US" w:eastAsia="zh-CN"/>
+        </w:rPr>
+      </w:pPr>
+      <w:r>
+        <w:rPr>
+          <w:rFonts w:hint="default"/>
+          <w:lang w:val="en-US" w:eastAsia="zh-CN"/>
+        </w:rPr>
+        <w:t>│   ├── critical_failure:  TECHNICAL_OUTAGE  + CRITICAL</w:t>
+      </w:r>
+    </w:p>
+    <w:p>
+      <w:pPr>
+        <w:rPr>
+          <w:rFonts w:hint="default"/>
+          <w:lang w:val="en-US" w:eastAsia="zh-CN"/>
+        </w:rPr>
+      </w:pPr>
+      <w:r>
+        <w:rPr>
+          <w:rFonts w:hint="default"/>
+          <w:lang w:val="en-US" w:eastAsia="zh-CN"/>
+        </w:rPr>
+        <w:t>│   └── coordinated_attack:COORDINATED_ATTACK + CRITICAL</w:t>
       </w:r>
     </w:p>
     <w:p>
@@ -5175,764 +5912,6 @@
           <w:rFonts w:hint="default"/>
           <w:lang w:val="en-US" w:eastAsia="zh-CN"/>
         </w:rPr>
-        <w:t>├── 多样性测量</w:t>
-      </w:r>
-    </w:p>
-    <w:p>
-      <w:pPr>
-        <w:rPr>
-          <w:rFonts w:hint="default"/>
-          <w:lang w:val="en-US" w:eastAsia="zh-CN"/>
-        </w:rPr>
-      </w:pPr>
-      <w:r>
-        <w:rPr>
-          <w:rFonts w:hint="default"/>
-          <w:lang w:val="en-US" w:eastAsia="zh-CN"/>
-        </w:rPr>
-        <w:t>│   ├── Shannon 熵</w:t>
-      </w:r>
-    </w:p>
-    <w:p>
-      <w:pPr>
-        <w:rPr>
-          <w:rFonts w:hint="default"/>
-          <w:lang w:val="en-US" w:eastAsia="zh-CN"/>
-        </w:rPr>
-      </w:pPr>
-      <w:r>
-        <w:rPr>
-          <w:rFonts w:hint="default"/>
-          <w:lang w:val="en-US" w:eastAsia="zh-CN"/>
-        </w:rPr>
-        <w:t>│   │   ├── H = -Σ p_i × log₂(p_i)</w:t>
-      </w:r>
-    </w:p>
-    <w:p>
-      <w:pPr>
-        <w:rPr>
-          <w:rFonts w:hint="default"/>
-          <w:lang w:val="en-US" w:eastAsia="zh-CN"/>
-        </w:rPr>
-      </w:pPr>
-      <w:r>
-        <w:rPr>
-          <w:rFonts w:hint="default"/>
-          <w:lang w:val="en-US" w:eastAsia="zh-CN"/>
-        </w:rPr>
-        <w:t>│   │   └── 归一化熵 = H / log₂(20)  ∈ [0, 1]</w:t>
-      </w:r>
-    </w:p>
-    <w:p>
-      <w:pPr>
-        <w:rPr>
-          <w:rFonts w:hint="default"/>
-          <w:lang w:val="en-US" w:eastAsia="zh-CN"/>
-        </w:rPr>
-      </w:pPr>
-      <w:r>
-        <w:rPr>
-          <w:rFonts w:hint="default"/>
-          <w:lang w:val="en-US" w:eastAsia="zh-CN"/>
-        </w:rPr>
-        <w:t>│   ├── 类别覆盖率 = 接触类别数 / 20</w:t>
-      </w:r>
-    </w:p>
-    <w:p>
-      <w:pPr>
-        <w:rPr>
-          <w:rFonts w:hint="default"/>
-          <w:lang w:val="en-US" w:eastAsia="zh-CN"/>
-        </w:rPr>
-      </w:pPr>
-      <w:r>
-        <w:rPr>
-          <w:rFonts w:hint="default"/>
-          <w:lang w:val="en-US" w:eastAsia="zh-CN"/>
-        </w:rPr>
-        <w:t>│   └── 探索率 = 主动探索次数 / 总选择次数</w:t>
-      </w:r>
-    </w:p>
-    <w:p>
-      <w:pPr>
-        <w:rPr>
-          <w:rFonts w:hint="default"/>
-          <w:lang w:val="en-US" w:eastAsia="zh-CN"/>
-        </w:rPr>
-      </w:pPr>
-      <w:r>
-        <w:rPr>
-          <w:rFonts w:hint="default"/>
-          <w:lang w:val="en-US" w:eastAsia="zh-CN"/>
-        </w:rPr>
-        <w:t>│</w:t>
-      </w:r>
-    </w:p>
-    <w:p>
-      <w:pPr>
-        <w:rPr>
-          <w:rFonts w:hint="default"/>
-          <w:lang w:val="en-US" w:eastAsia="zh-CN"/>
-        </w:rPr>
-      </w:pPr>
-      <w:r>
-        <w:rPr>
-          <w:rFonts w:hint="default"/>
-          <w:lang w:val="en-US" w:eastAsia="zh-CN"/>
-        </w:rPr>
-        <w:t>└── 过滤气泡强度指标</w:t>
-      </w:r>
-    </w:p>
-    <w:p>
-      <w:pPr>
-        <w:rPr>
-          <w:rFonts w:hint="default"/>
-          <w:lang w:val="en-US" w:eastAsia="zh-CN"/>
-        </w:rPr>
-      </w:pPr>
-      <w:r>
-        <w:rPr>
-          <w:rFonts w:hint="default"/>
-          <w:lang w:val="en-US" w:eastAsia="zh-CN"/>
-        </w:rPr>
-        <w:t xml:space="preserve">    └── bubble_strength = |mean(diversity_L4+L5) - mean(diversity_L1+L2)| / 2</w:t>
-      </w:r>
-    </w:p>
-    <w:p>
-      <w:pPr>
-        <w:rPr>
-          <w:rFonts w:hint="default"/>
-          <w:lang w:val="en-US" w:eastAsia="zh-CN"/>
-        </w:rPr>
-      </w:pPr>
-    </w:p>
-    <w:p>
-      <w:pPr>
-        <w:rPr>
-          <w:rFonts w:hint="default"/>
-          <w:lang w:val="en-US" w:eastAsia="zh-CN"/>
-        </w:rPr>
-      </w:pPr>
-      <w:r>
-        <w:rPr>
-          <w:rFonts w:hint="default"/>
-          <w:lang w:val="en-US" w:eastAsia="zh-CN"/>
-        </w:rPr>
-        <w:t>exp3b 系统性风险实验</w:t>
-      </w:r>
-    </w:p>
-    <w:p>
-      <w:pPr>
-        <w:rPr>
-          <w:rFonts w:hint="default"/>
-          <w:lang w:val="en-US" w:eastAsia="zh-CN"/>
-        </w:rPr>
-      </w:pPr>
-      <w:r>
-        <w:rPr>
-          <w:rFonts w:hint="default"/>
-          <w:lang w:val="en-US" w:eastAsia="zh-CN"/>
-        </w:rPr>
-        <w:t>│</w:t>
-      </w:r>
-    </w:p>
-    <w:p>
-      <w:pPr>
-        <w:rPr>
-          <w:rFonts w:hint="default"/>
-          <w:lang w:val="en-US" w:eastAsia="zh-CN"/>
-        </w:rPr>
-      </w:pPr>
-      <w:r>
-        <w:rPr>
-          <w:rFonts w:hint="default"/>
-          <w:lang w:val="en-US" w:eastAsia="zh-CN"/>
-        </w:rPr>
-        <w:t>├── 实验设计目标</w:t>
-      </w:r>
-    </w:p>
-    <w:p>
-      <w:pPr>
-        <w:rPr>
-          <w:rFonts w:hint="default"/>
-          <w:lang w:val="en-US" w:eastAsia="zh-CN"/>
-        </w:rPr>
-      </w:pPr>
-      <w:r>
-        <w:rPr>
-          <w:rFonts w:hint="default"/>
-          <w:lang w:val="en-US" w:eastAsia="zh-CN"/>
-        </w:rPr>
-        <w:t>│   └── 量化 J → J_c 时 AI 系统失效的级联传播规模与恢复速率</w:t>
-      </w:r>
-    </w:p>
-    <w:p>
-      <w:pPr>
-        <w:rPr>
-          <w:rFonts w:hint="default"/>
-          <w:lang w:val="en-US" w:eastAsia="zh-CN"/>
-        </w:rPr>
-      </w:pPr>
-      <w:r>
-        <w:rPr>
-          <w:rFonts w:hint="default"/>
-          <w:lang w:val="en-US" w:eastAsia="zh-CN"/>
-        </w:rPr>
-        <w:t>│</w:t>
-      </w:r>
-    </w:p>
-    <w:p>
-      <w:pPr>
-        <w:rPr>
-          <w:rFonts w:hint="default"/>
-          <w:lang w:val="en-US" w:eastAsia="zh-CN"/>
-        </w:rPr>
-      </w:pPr>
-      <w:r>
-        <w:rPr>
-          <w:rFonts w:hint="default"/>
-          <w:lang w:val="en-US" w:eastAsia="zh-CN"/>
-        </w:rPr>
-        <w:t>├── 故障类型（FailureType）</w:t>
-      </w:r>
-    </w:p>
-    <w:p>
-      <w:pPr>
-        <w:rPr>
-          <w:rFonts w:hint="default"/>
-          <w:lang w:val="en-US" w:eastAsia="zh-CN"/>
-        </w:rPr>
-      </w:pPr>
-      <w:r>
-        <w:rPr>
-          <w:rFonts w:hint="default"/>
-          <w:lang w:val="en-US" w:eastAsia="zh-CN"/>
-        </w:rPr>
-        <w:t>│   ├── TECHNICAL_OUTAGE    技术宕机</w:t>
-      </w:r>
-    </w:p>
-    <w:p>
-      <w:pPr>
-        <w:rPr>
-          <w:rFonts w:hint="default"/>
-          <w:lang w:val="en-US" w:eastAsia="zh-CN"/>
-        </w:rPr>
-      </w:pPr>
-      <w:r>
-        <w:rPr>
-          <w:rFonts w:hint="default"/>
-          <w:lang w:val="en-US" w:eastAsia="zh-CN"/>
-        </w:rPr>
-        <w:t>│   ├── DATA_BREACH         数据泄露</w:t>
-      </w:r>
-    </w:p>
-    <w:p>
-      <w:pPr>
-        <w:rPr>
-          <w:rFonts w:hint="default"/>
-          <w:lang w:val="en-US" w:eastAsia="zh-CN"/>
-        </w:rPr>
-      </w:pPr>
-      <w:r>
-        <w:rPr>
-          <w:rFonts w:hint="default"/>
-          <w:lang w:val="en-US" w:eastAsia="zh-CN"/>
-        </w:rPr>
-        <w:t>│   ├── ALGORITHM_BIAS      算法偏见</w:t>
-      </w:r>
-    </w:p>
-    <w:p>
-      <w:pPr>
-        <w:rPr>
-          <w:rFonts w:hint="default"/>
-          <w:lang w:val="en-US" w:eastAsia="zh-CN"/>
-        </w:rPr>
-      </w:pPr>
-      <w:r>
-        <w:rPr>
-          <w:rFonts w:hint="default"/>
-          <w:lang w:val="en-US" w:eastAsia="zh-CN"/>
-        </w:rPr>
-        <w:t>│   ├── SERVICE_DEGRADATION 服务降级</w:t>
-      </w:r>
-    </w:p>
-    <w:p>
-      <w:pPr>
-        <w:rPr>
-          <w:rFonts w:hint="default"/>
-          <w:lang w:val="en-US" w:eastAsia="zh-CN"/>
-        </w:rPr>
-      </w:pPr>
-      <w:r>
-        <w:rPr>
-          <w:rFonts w:hint="default"/>
-          <w:lang w:val="en-US" w:eastAsia="zh-CN"/>
-        </w:rPr>
-        <w:t>│   └── COORDINATED_ATTACK  协同攻击</w:t>
-      </w:r>
-    </w:p>
-    <w:p>
-      <w:pPr>
-        <w:rPr>
-          <w:rFonts w:hint="default"/>
-          <w:lang w:val="en-US" w:eastAsia="zh-CN"/>
-        </w:rPr>
-      </w:pPr>
-      <w:r>
-        <w:rPr>
-          <w:rFonts w:hint="default"/>
-          <w:lang w:val="en-US" w:eastAsia="zh-CN"/>
-        </w:rPr>
-        <w:t>│</w:t>
-      </w:r>
-    </w:p>
-    <w:p>
-      <w:pPr>
-        <w:rPr>
-          <w:rFonts w:hint="default"/>
-          <w:lang w:val="en-US" w:eastAsia="zh-CN"/>
-        </w:rPr>
-      </w:pPr>
-      <w:r>
-        <w:rPr>
-          <w:rFonts w:hint="default"/>
-          <w:lang w:val="en-US" w:eastAsia="zh-CN"/>
-        </w:rPr>
-        <w:t>├── 故障严重度（FailureSeverity）</w:t>
-      </w:r>
-    </w:p>
-    <w:p>
-      <w:pPr>
-        <w:rPr>
-          <w:rFonts w:hint="default"/>
-          <w:lang w:val="en-US" w:eastAsia="zh-CN"/>
-        </w:rPr>
-      </w:pPr>
-      <w:r>
-        <w:rPr>
-          <w:rFonts w:hint="default"/>
-          <w:lang w:val="en-US" w:eastAsia="zh-CN"/>
-        </w:rPr>
-        <w:t>│   ├── MINOR:    severity = 1</w:t>
-      </w:r>
-    </w:p>
-    <w:p>
-      <w:pPr>
-        <w:rPr>
-          <w:rFonts w:hint="default"/>
-          <w:lang w:val="en-US" w:eastAsia="zh-CN"/>
-        </w:rPr>
-      </w:pPr>
-      <w:r>
-        <w:rPr>
-          <w:rFonts w:hint="default"/>
-          <w:lang w:val="en-US" w:eastAsia="zh-CN"/>
-        </w:rPr>
-        <w:t>│   ├── MODERATE: severity = 2</w:t>
-      </w:r>
-    </w:p>
-    <w:p>
-      <w:pPr>
-        <w:rPr>
-          <w:rFonts w:hint="default"/>
-          <w:lang w:val="en-US" w:eastAsia="zh-CN"/>
-        </w:rPr>
-      </w:pPr>
-      <w:r>
-        <w:rPr>
-          <w:rFonts w:hint="default"/>
-          <w:lang w:val="en-US" w:eastAsia="zh-CN"/>
-        </w:rPr>
-        <w:t>│   ├── MAJOR:    severity = 3</w:t>
-      </w:r>
-    </w:p>
-    <w:p>
-      <w:pPr>
-        <w:rPr>
-          <w:rFonts w:hint="default"/>
-          <w:lang w:val="en-US" w:eastAsia="zh-CN"/>
-        </w:rPr>
-      </w:pPr>
-      <w:r>
-        <w:rPr>
-          <w:rFonts w:hint="default"/>
-          <w:lang w:val="en-US" w:eastAsia="zh-CN"/>
-        </w:rPr>
-        <w:t>│   └── CRITICAL: severity = 4</w:t>
-      </w:r>
-    </w:p>
-    <w:p>
-      <w:pPr>
-        <w:rPr>
-          <w:rFonts w:hint="default"/>
-          <w:lang w:val="en-US" w:eastAsia="zh-CN"/>
-        </w:rPr>
-      </w:pPr>
-      <w:r>
-        <w:rPr>
-          <w:rFonts w:hint="default"/>
-          <w:lang w:val="en-US" w:eastAsia="zh-CN"/>
-        </w:rPr>
-        <w:t>│</w:t>
-      </w:r>
-    </w:p>
-    <w:p>
-      <w:pPr>
-        <w:rPr>
-          <w:rFonts w:hint="default"/>
-          <w:lang w:val="en-US" w:eastAsia="zh-CN"/>
-        </w:rPr>
-      </w:pPr>
-      <w:r>
-        <w:rPr>
-          <w:rFonts w:hint="default"/>
-          <w:lang w:val="en-US" w:eastAsia="zh-CN"/>
-        </w:rPr>
-        <w:t>├── 故障冲击计算</w:t>
-      </w:r>
-    </w:p>
-    <w:p>
-      <w:pPr>
-        <w:rPr>
-          <w:rFonts w:hint="default"/>
-          <w:lang w:val="en-US" w:eastAsia="zh-CN"/>
-        </w:rPr>
-      </w:pPr>
-      <w:r>
-        <w:rPr>
-          <w:rFonts w:hint="default"/>
-          <w:lang w:val="en-US" w:eastAsia="zh-CN"/>
-        </w:rPr>
-        <w:t>│   └── severity_multiplier = severity × 0.2</w:t>
-      </w:r>
-    </w:p>
-    <w:p>
-      <w:pPr>
-        <w:rPr>
-          <w:rFonts w:hint="default"/>
-          <w:lang w:val="en-US" w:eastAsia="zh-CN"/>
-        </w:rPr>
-      </w:pPr>
-      <w:r>
-        <w:rPr>
-          <w:rFonts w:hint="default"/>
-          <w:lang w:val="en-US" w:eastAsia="zh-CN"/>
-        </w:rPr>
-        <w:t>│       └── trust_drop = U(0.1, 0.3) × multiplier</w:t>
-      </w:r>
-    </w:p>
-    <w:p>
-      <w:pPr>
-        <w:rPr>
-          <w:rFonts w:hint="default"/>
-          <w:lang w:val="en-US" w:eastAsia="zh-CN"/>
-        </w:rPr>
-      </w:pPr>
-      <w:r>
-        <w:rPr>
-          <w:rFonts w:hint="default"/>
-          <w:lang w:val="en-US" w:eastAsia="zh-CN"/>
-        </w:rPr>
-        <w:t>│           → consumer.trust -= trust_drop</w:t>
-      </w:r>
-    </w:p>
-    <w:p>
-      <w:pPr>
-        <w:rPr>
-          <w:rFonts w:hint="default"/>
-          <w:lang w:val="en-US" w:eastAsia="zh-CN"/>
-        </w:rPr>
-      </w:pPr>
-      <w:r>
-        <w:rPr>
-          <w:rFonts w:hint="default"/>
-          <w:lang w:val="en-US" w:eastAsia="zh-CN"/>
-        </w:rPr>
-        <w:t>│           → if random() &lt; 0.3 × severity：dependency_level -= 1</w:t>
-      </w:r>
-    </w:p>
-    <w:p>
-      <w:pPr>
-        <w:rPr>
-          <w:rFonts w:hint="default"/>
-          <w:lang w:val="en-US" w:eastAsia="zh-CN"/>
-        </w:rPr>
-      </w:pPr>
-      <w:r>
-        <w:rPr>
-          <w:rFonts w:hint="default"/>
-          <w:lang w:val="en-US" w:eastAsia="zh-CN"/>
-        </w:rPr>
-        <w:t>│</w:t>
-      </w:r>
-    </w:p>
-    <w:p>
-      <w:pPr>
-        <w:rPr>
-          <w:rFonts w:hint="default"/>
-          <w:lang w:val="en-US" w:eastAsia="zh-CN"/>
-        </w:rPr>
-      </w:pPr>
-      <w:r>
-        <w:rPr>
-          <w:rFonts w:hint="default"/>
-          <w:lang w:val="en-US" w:eastAsia="zh-CN"/>
-        </w:rPr>
-        <w:t>├── 社会传染传播（网络扩散）</w:t>
-      </w:r>
-    </w:p>
-    <w:p>
-      <w:pPr>
-        <w:rPr>
-          <w:rFonts w:hint="default"/>
-          <w:lang w:val="en-US" w:eastAsia="zh-CN"/>
-        </w:rPr>
-      </w:pPr>
-      <w:r>
-        <w:rPr>
-          <w:rFonts w:hint="default"/>
-          <w:lang w:val="en-US" w:eastAsia="zh-CN"/>
-        </w:rPr>
-        <w:t>│   ├── 传播范围：最多3跳</w:t>
-      </w:r>
-    </w:p>
-    <w:p>
-      <w:pPr>
-        <w:rPr>
-          <w:rFonts w:hint="default"/>
-          <w:lang w:val="en-US" w:eastAsia="zh-CN"/>
-        </w:rPr>
-      </w:pPr>
-      <w:r>
-        <w:rPr>
-          <w:rFonts w:hint="default"/>
-          <w:lang w:val="en-US" w:eastAsia="zh-CN"/>
-        </w:rPr>
-        <w:t>│   ├── propagation_prob = 0.1 × severity × (dep_level/5) × (1-trust)</w:t>
-      </w:r>
-    </w:p>
-    <w:p>
-      <w:pPr>
-        <w:rPr>
-          <w:rFonts w:hint="default"/>
-          <w:lang w:val="en-US" w:eastAsia="zh-CN"/>
-        </w:rPr>
-      </w:pPr>
-      <w:r>
-        <w:rPr>
-          <w:rFonts w:hint="default"/>
-          <w:lang w:val="en-US" w:eastAsia="zh-CN"/>
-        </w:rPr>
-        <w:t>│   └── if random() &lt; propagation_prob → 邻居加入受影响集合</w:t>
-      </w:r>
-    </w:p>
-    <w:p>
-      <w:pPr>
-        <w:rPr>
-          <w:rFonts w:hint="default"/>
-          <w:lang w:val="en-US" w:eastAsia="zh-CN"/>
-        </w:rPr>
-      </w:pPr>
-      <w:r>
-        <w:rPr>
-          <w:rFonts w:hint="default"/>
-          <w:lang w:val="en-US" w:eastAsia="zh-CN"/>
-        </w:rPr>
-        <w:t>│</w:t>
-      </w:r>
-    </w:p>
-    <w:p>
-      <w:pPr>
-        <w:rPr>
-          <w:rFonts w:hint="default"/>
-          <w:lang w:val="en-US" w:eastAsia="zh-CN"/>
-        </w:rPr>
-      </w:pPr>
-      <w:r>
-        <w:rPr>
-          <w:rFonts w:hint="default"/>
-          <w:lang w:val="en-US" w:eastAsia="zh-CN"/>
-        </w:rPr>
-        <w:t>├── 恢复动力学</w:t>
-      </w:r>
-    </w:p>
-    <w:p>
-      <w:pPr>
-        <w:rPr>
-          <w:rFonts w:hint="default"/>
-          <w:lang w:val="en-US" w:eastAsia="zh-CN"/>
-        </w:rPr>
-      </w:pPr>
-      <w:r>
-        <w:rPr>
-          <w:rFonts w:hint="default"/>
-          <w:lang w:val="en-US" w:eastAsia="zh-CN"/>
-        </w:rPr>
-        <w:t>│   ├── recovery_rate = 0.05 / severity</w:t>
-      </w:r>
-    </w:p>
-    <w:p>
-      <w:pPr>
-        <w:rPr>
-          <w:rFonts w:hint="default"/>
-          <w:lang w:val="en-US" w:eastAsia="zh-CN"/>
-        </w:rPr>
-      </w:pPr>
-      <w:r>
-        <w:rPr>
-          <w:rFonts w:hint="default"/>
-          <w:lang w:val="en-US" w:eastAsia="zh-CN"/>
-        </w:rPr>
-        <w:t>│   ├── 每步：trust += recovery_rate</w:t>
-      </w:r>
-    </w:p>
-    <w:p>
-      <w:pPr>
-        <w:rPr>
-          <w:rFonts w:hint="default"/>
-          <w:lang w:val="en-US" w:eastAsia="zh-CN"/>
-        </w:rPr>
-      </w:pPr>
-      <w:r>
-        <w:rPr>
-          <w:rFonts w:hint="default"/>
-          <w:lang w:val="en-US" w:eastAsia="zh-CN"/>
-        </w:rPr>
-        <w:t>│   ├── if random() &lt; recovery_rate × 0.1：dependency_level += 1</w:t>
-      </w:r>
-    </w:p>
-    <w:p>
-      <w:pPr>
-        <w:rPr>
-          <w:rFonts w:hint="default"/>
-          <w:lang w:val="en-US" w:eastAsia="zh-CN"/>
-        </w:rPr>
-      </w:pPr>
-      <w:r>
-        <w:rPr>
-          <w:rFonts w:hint="default"/>
-          <w:lang w:val="en-US" w:eastAsia="zh-CN"/>
-        </w:rPr>
-        <w:t>│   └── 完全恢复条件：time_since_failure &gt; 50 AND avg_trust &gt; 0.6</w:t>
-      </w:r>
-    </w:p>
-    <w:p>
-      <w:pPr>
-        <w:rPr>
-          <w:rFonts w:hint="default"/>
-          <w:lang w:val="en-US" w:eastAsia="zh-CN"/>
-        </w:rPr>
-      </w:pPr>
-      <w:r>
-        <w:rPr>
-          <w:rFonts w:hint="default"/>
-          <w:lang w:val="en-US" w:eastAsia="zh-CN"/>
-        </w:rPr>
-        <w:t>│</w:t>
-      </w:r>
-    </w:p>
-    <w:p>
-      <w:pPr>
-        <w:rPr>
-          <w:rFonts w:hint="default"/>
-          <w:lang w:val="en-US" w:eastAsia="zh-CN"/>
-        </w:rPr>
-      </w:pPr>
-      <w:r>
-        <w:rPr>
-          <w:rFonts w:hint="default"/>
-          <w:lang w:val="en-US" w:eastAsia="zh-CN"/>
-        </w:rPr>
-        <w:t>├── 压力测试场景（4个）</w:t>
-      </w:r>
-    </w:p>
-    <w:p>
-      <w:pPr>
-        <w:rPr>
-          <w:rFonts w:hint="default"/>
-          <w:lang w:val="en-US" w:eastAsia="zh-CN"/>
-        </w:rPr>
-      </w:pPr>
-      <w:r>
-        <w:rPr>
-          <w:rFonts w:hint="default"/>
-          <w:lang w:val="en-US" w:eastAsia="zh-CN"/>
-        </w:rPr>
-        <w:t>│   ├── minor_outage:      TECHNICAL_OUTAGE  + MINOR</w:t>
-      </w:r>
-    </w:p>
-    <w:p>
-      <w:pPr>
-        <w:rPr>
-          <w:rFonts w:hint="default"/>
-          <w:lang w:val="en-US" w:eastAsia="zh-CN"/>
-        </w:rPr>
-      </w:pPr>
-      <w:r>
-        <w:rPr>
-          <w:rFonts w:hint="default"/>
-          <w:lang w:val="en-US" w:eastAsia="zh-CN"/>
-        </w:rPr>
-        <w:t>│   ├── major_breach:      DATA_BREACH       + MAJOR</w:t>
-      </w:r>
-    </w:p>
-    <w:p>
-      <w:pPr>
-        <w:rPr>
-          <w:rFonts w:hint="default"/>
-          <w:lang w:val="en-US" w:eastAsia="zh-CN"/>
-        </w:rPr>
-      </w:pPr>
-      <w:r>
-        <w:rPr>
-          <w:rFonts w:hint="default"/>
-          <w:lang w:val="en-US" w:eastAsia="zh-CN"/>
-        </w:rPr>
-        <w:t>│   ├── critical_failure:  TECHNICAL_OUTAGE  + CRITICAL</w:t>
-      </w:r>
-    </w:p>
-    <w:p>
-      <w:pPr>
-        <w:rPr>
-          <w:rFonts w:hint="default"/>
-          <w:lang w:val="en-US" w:eastAsia="zh-CN"/>
-        </w:rPr>
-      </w:pPr>
-      <w:r>
-        <w:rPr>
-          <w:rFonts w:hint="default"/>
-          <w:lang w:val="en-US" w:eastAsia="zh-CN"/>
-        </w:rPr>
-        <w:t>│   └── coordinated_attack:COORDINATED_ATTACK + CRITICAL</w:t>
-      </w:r>
-    </w:p>
-    <w:p>
-      <w:pPr>
-        <w:rPr>
-          <w:rFonts w:hint="default"/>
-          <w:lang w:val="en-US" w:eastAsia="zh-CN"/>
-        </w:rPr>
-      </w:pPr>
-      <w:r>
-        <w:rPr>
-          <w:rFonts w:hint="default"/>
-          <w:lang w:val="en-US" w:eastAsia="zh-CN"/>
-        </w:rPr>
-        <w:t>│</w:t>
-      </w:r>
-    </w:p>
-    <w:p>
-      <w:pPr>
-        <w:rPr>
-          <w:rFonts w:hint="default"/>
-          <w:lang w:val="en-US" w:eastAsia="zh-CN"/>
-        </w:rPr>
-      </w:pPr>
-      <w:r>
-        <w:rPr>
-          <w:rFonts w:hint="default"/>
-          <w:lang w:val="en-US" w:eastAsia="zh-CN"/>
-        </w:rPr>
         <w:t>└── 输出指标</w:t>
       </w:r>
     </w:p>
@@ -6006,6 +5985,7 @@
     </w:p>
     <w:p>
       <w:pPr>
+        <w:outlineLvl w:val="1"/>
         <w:rPr>
           <w:rFonts w:hint="default"/>
           <w:lang w:val="en-US" w:eastAsia="zh-CN"/>

--- a/实验设计.docx
+++ b/实验设计.docx
@@ -690,280 +690,165 @@
         </w:rPr>
         <w:t>*2</w:t>
       </w:r>
+      <w:r>
+        <w:t>）→ 如何干预（政策），构成完整的学术论述闭环。</w:t>
+      </w:r>
+    </w:p>
+    <w:p>
+      <w:pPr>
+        <w:rPr>
+          <w:rFonts w:hint="eastAsia"/>
+          <w:lang w:eastAsia="zh-CN"/>
+        </w:rPr>
+      </w:pPr>
+    </w:p>
+    <w:p>
+      <w:pPr>
+        <w:rPr>
+          <w:rFonts w:hint="eastAsia"/>
+        </w:rPr>
+      </w:pPr>
+      <w:r>
+        <w:rPr>
+          <w:rFonts w:hint="eastAsia"/>
+        </w:rPr>
+        <w:t>Methods</w:t>
+      </w:r>
+    </w:p>
+    <w:p>
+      <w:pPr>
+        <w:rPr>
+          <w:rFonts w:hint="eastAsia"/>
+        </w:rPr>
+      </w:pPr>
+      <w:r>
+        <w:rPr>
+          <w:rFonts w:hint="eastAsia"/>
+        </w:rPr>
+        <w:t xml:space="preserve">  └─ 模型描述 + 初始化验证（对比实验作为 validation）</w:t>
+      </w:r>
+    </w:p>
+    <w:p>
+      <w:pPr>
+        <w:rPr>
+          <w:rFonts w:hint="eastAsia"/>
+        </w:rPr>
+      </w:pPr>
+    </w:p>
+    <w:p>
+      <w:pPr>
+        <w:rPr>
+          <w:rFonts w:hint="eastAsia"/>
+        </w:rPr>
+      </w:pPr>
+      <w:r>
+        <w:rPr>
+          <w:rFonts w:hint="eastAsia"/>
+        </w:rPr>
+        <w:t>Results</w:t>
+      </w:r>
+    </w:p>
+    <w:p>
+      <w:pPr>
+        <w:rPr>
+          <w:rFonts w:hint="eastAsia"/>
+        </w:rPr>
+      </w:pPr>
+      <w:r>
+        <w:rPr>
+          <w:rFonts w:hint="eastAsia"/>
+        </w:rPr>
+        <w:t xml:space="preserve">  ├─ Exp1  基线：模型能否复现消费者AI依赖的集体涌现？</w:t>
+      </w:r>
+    </w:p>
+    <w:p>
+      <w:pPr>
+        <w:rPr>
+          <w:rFonts w:hint="eastAsia"/>
+        </w:rPr>
+      </w:pPr>
+      <w:r>
+        <w:rPr>
+          <w:rFonts w:hint="eastAsia"/>
+        </w:rPr>
+        <w:t xml:space="preserve">  ├─ Exp2  机制：AI进化如何推动依赖升级？</w:t>
+      </w:r>
+    </w:p>
+    <w:p>
+      <w:pPr>
+        <w:rPr>
+          <w:rFonts w:hint="eastAsia"/>
+        </w:rPr>
+      </w:pPr>
+      <w:r>
+        <w:rPr>
+          <w:rFonts w:hint="eastAsia"/>
+        </w:rPr>
+        <w:t xml:space="preserve">  ├─ Exp3a 后果1：信息茧房是否形成？</w:t>
+      </w:r>
+    </w:p>
+    <w:p>
+      <w:pPr>
+        <w:rPr>
+          <w:rFonts w:hint="eastAsia"/>
+        </w:rPr>
+      </w:pPr>
+      <w:r>
+        <w:rPr>
+          <w:rFonts w:hint="eastAsia"/>
+        </w:rPr>
+        <w:t xml:space="preserve">  ├─ Exp3b 后果2：系统性风险如何传导？</w:t>
+      </w:r>
+    </w:p>
+    <w:p>
+      <w:pPr>
+        <w:rPr>
+          <w:rFonts w:hint="eastAsia"/>
+        </w:rPr>
+      </w:pPr>
+      <w:r>
+        <w:rPr>
+          <w:rFonts w:hint="eastAsia"/>
+        </w:rPr>
+        <w:t xml:space="preserve">  └─ Exp4  干预：政策能否扭转高依赖趋势？</w:t>
+      </w:r>
+    </w:p>
+    <w:p>
+      <w:pPr>
+        <w:rPr>
+          <w:rFonts w:hint="eastAsia"/>
+        </w:rPr>
+      </w:pPr>
+    </w:p>
+    <w:p>
+      <w:pPr>
+        <w:rPr>
+          <w:rFonts w:hint="eastAsia"/>
+        </w:rPr>
+      </w:pPr>
+      <w:r>
+        <w:rPr>
+          <w:rFonts w:hint="eastAsia"/>
+        </w:rPr>
+        <w:t>Robustness</w:t>
+      </w:r>
+    </w:p>
+    <w:p>
+      <w:pPr>
+        <w:rPr>
+          <w:rFonts w:hint="eastAsia"/>
+        </w:rPr>
+      </w:pPr>
+      <w:r>
+        <w:rPr>
+          <w:rFonts w:hint="eastAsia"/>
+        </w:rPr>
+        <w:t xml:space="preserve">  └─ 全实验10次稳健性检验（统一放在结果最后或单独小节）</w:t>
+      </w:r>
+    </w:p>
+    <w:p>
       <w:bookmarkStart w:id="0" w:name="_GoBack"/>
       <w:bookmarkEnd w:id="0"/>
-      <w:r>
-        <w:t>）→ 如何干预（政策），构成完整的学术论述闭环。</w:t>
-      </w:r>
-    </w:p>
-    <w:p>
-      <w:pPr>
-        <w:rPr>
-          <w:rFonts w:hint="eastAsia"/>
-          <w:lang w:eastAsia="zh-CN"/>
-        </w:rPr>
-      </w:pPr>
-    </w:p>
-    <w:p>
-      <w:pPr>
-        <w:rPr>
-          <w:rFonts w:hint="default"/>
-          <w:b/>
-          <w:bCs/>
-          <w:lang w:val="en-US" w:eastAsia="zh-CN"/>
-        </w:rPr>
-      </w:pPr>
-      <w:r>
-        <w:rPr>
-          <w:rFonts w:hint="eastAsia"/>
-          <w:b/>
-          <w:bCs/>
-          <w:lang w:val="en-US" w:eastAsia="zh-CN"/>
-        </w:rPr>
-        <w:t>与真实世界的联系</w:t>
-      </w:r>
-    </w:p>
-    <w:p>
-      <w:pPr>
-        <w:rPr>
-          <w:rFonts w:hint="eastAsia"/>
-          <w:lang w:eastAsia="zh-CN"/>
-        </w:rPr>
-      </w:pPr>
-      <w:r>
-        <w:rPr>
-          <w:rFonts w:hint="eastAsia"/>
-          <w:lang w:eastAsia="zh-CN"/>
-        </w:rPr>
-        <w:t>┌─────────────────────────────────────────────────┐</w:t>
-      </w:r>
-    </w:p>
-    <w:p>
-      <w:pPr>
-        <w:rPr>
-          <w:rFonts w:hint="eastAsia"/>
-          <w:lang w:eastAsia="zh-CN"/>
-        </w:rPr>
-      </w:pPr>
-      <w:r>
-        <w:rPr>
-          <w:rFonts w:hint="eastAsia"/>
-          <w:lang w:eastAsia="zh-CN"/>
-        </w:rPr>
-        <w:t>│  现实世界 (t=0)          ABM仿真 (t=0)          │</w:t>
-      </w:r>
-    </w:p>
-    <w:p>
-      <w:pPr>
-        <w:rPr>
-          <w:rFonts w:hint="eastAsia"/>
-          <w:lang w:eastAsia="zh-CN"/>
-        </w:rPr>
-      </w:pPr>
-      <w:r>
-        <w:rPr>
-          <w:rFonts w:hint="eastAsia"/>
-          <w:lang w:eastAsia="zh-CN"/>
-        </w:rPr>
-        <w:t>│                                                 │</w:t>
-      </w:r>
-    </w:p>
-    <w:p>
-      <w:pPr>
-        <w:rPr>
-          <w:rFonts w:hint="eastAsia"/>
-          <w:lang w:eastAsia="zh-CN"/>
-        </w:rPr>
-      </w:pPr>
-      <w:r>
-        <w:rPr>
-          <w:rFonts w:hint="eastAsia"/>
-          <w:lang w:eastAsia="zh-CN"/>
-        </w:rPr>
-        <w:t>│  2000名受访者  ──────→  N=1000个Consumer Agent │</w:t>
-      </w:r>
-    </w:p>
-    <w:p>
-      <w:pPr>
-        <w:rPr>
-          <w:rFonts w:hint="eastAsia"/>
-          <w:lang w:eastAsia="zh-CN"/>
-        </w:rPr>
-      </w:pPr>
-      <w:r>
-        <w:rPr>
-          <w:rFonts w:hint="eastAsia"/>
-          <w:lang w:eastAsia="zh-CN"/>
-        </w:rPr>
-        <w:t>│  ACDDS量表得分 ──────→  DependencyLevel (L1-L5)│</w:t>
-      </w:r>
-    </w:p>
-    <w:p>
-      <w:pPr>
-        <w:rPr>
-          <w:rFonts w:hint="eastAsia"/>
-          <w:lang w:eastAsia="zh-CN"/>
-        </w:rPr>
-      </w:pPr>
-      <w:r>
-        <w:rPr>
-          <w:rFonts w:hint="eastAsia"/>
-          <w:lang w:eastAsia="zh-CN"/>
-        </w:rPr>
-        <w:t>│  熵权法权重      ──────→  ConsumerTraits        │</w:t>
-      </w:r>
-    </w:p>
-    <w:p>
-      <w:pPr>
-        <w:rPr>
-          <w:rFonts w:hint="eastAsia"/>
-          <w:lang w:eastAsia="zh-CN"/>
-        </w:rPr>
-      </w:pPr>
-      <w:r>
-        <w:rPr>
-          <w:rFonts w:hint="eastAsia"/>
-          <w:lang w:eastAsia="zh-CN"/>
-        </w:rPr>
-        <w:t>│  等级分布比例    ──────→  initial_level_dist    │</w:t>
-      </w:r>
-    </w:p>
-    <w:p>
-      <w:pPr>
-        <w:rPr>
-          <w:rFonts w:hint="eastAsia"/>
-          <w:lang w:eastAsia="zh-CN"/>
-        </w:rPr>
-      </w:pPr>
-      <w:r>
-        <w:rPr>
-          <w:rFonts w:hint="eastAsia"/>
-          <w:lang w:eastAsia="zh-CN"/>
-        </w:rPr>
-        <w:t>└─────────────────────────────────────────────────┘</w:t>
-      </w:r>
-    </w:p>
-    <w:p>
-      <w:pPr>
-        <w:rPr>
-          <w:rFonts w:hint="eastAsia"/>
-          <w:lang w:eastAsia="zh-CN"/>
-        </w:rPr>
-      </w:pPr>
-      <w:r>
-        <w:rPr>
-          <w:rFonts w:hint="eastAsia"/>
-          <w:lang w:eastAsia="zh-CN"/>
-        </w:rPr>
-        <w:t xml:space="preserve">         ↓                           ↓</w:t>
-      </w:r>
-    </w:p>
-    <w:p>
-      <w:pPr>
-        <w:rPr>
-          <w:rFonts w:hint="eastAsia"/>
-          <w:lang w:eastAsia="zh-CN"/>
-        </w:rPr>
-      </w:pPr>
-      <w:r>
-        <w:rPr>
-          <w:rFonts w:hint="eastAsia"/>
-          <w:lang w:eastAsia="zh-CN"/>
-        </w:rPr>
-        <w:t>┌─────────────────────────────────────────────────┐</w:t>
-      </w:r>
-    </w:p>
-    <w:p>
-      <w:pPr>
-        <w:rPr>
-          <w:rFonts w:hint="eastAsia"/>
-          <w:lang w:eastAsia="zh-CN"/>
-        </w:rPr>
-      </w:pPr>
-      <w:r>
-        <w:rPr>
-          <w:rFonts w:hint="eastAsia"/>
-          <w:lang w:eastAsia="zh-CN"/>
-        </w:rPr>
-        <w:t>│  政策问题                 仿真实验               │</w:t>
-      </w:r>
-    </w:p>
-    <w:p>
-      <w:pPr>
-        <w:rPr>
-          <w:rFonts w:hint="eastAsia"/>
-          <w:lang w:eastAsia="zh-CN"/>
-        </w:rPr>
-      </w:pPr>
-      <w:r>
-        <w:rPr>
-          <w:rFonts w:hint="eastAsia"/>
-          <w:lang w:eastAsia="zh-CN"/>
-        </w:rPr>
-        <w:t>│                                                 │</w:t>
-      </w:r>
-    </w:p>
-    <w:p>
-      <w:pPr>
-        <w:rPr>
-          <w:rFonts w:hint="eastAsia"/>
-          <w:lang w:eastAsia="zh-CN"/>
-        </w:rPr>
-      </w:pPr>
-      <w:r>
-        <w:rPr>
-          <w:rFonts w:hint="eastAsia"/>
-          <w:lang w:eastAsia="zh-CN"/>
-        </w:rPr>
-        <w:t>│  "如果AI系统突然故障？" ──→  实验3-b 系统性风险  │</w:t>
-      </w:r>
-    </w:p>
-    <w:p>
-      <w:pPr>
-        <w:rPr>
-          <w:rFonts w:hint="eastAsia"/>
-          <w:lang w:eastAsia="zh-CN"/>
-        </w:rPr>
-      </w:pPr>
-      <w:r>
-        <w:rPr>
-          <w:rFonts w:hint="eastAsia"/>
-          <w:lang w:eastAsia="zh-CN"/>
-        </w:rPr>
-        <w:t>│  "如何防止信息茧房？"   ──→  实验3-a 过滤气泡    │</w:t>
-      </w:r>
-    </w:p>
-    <w:p>
-      <w:pPr>
-        <w:rPr>
-          <w:rFonts w:hint="eastAsia"/>
-          <w:lang w:eastAsia="zh-CN"/>
-        </w:rPr>
-      </w:pPr>
-      <w:r>
-        <w:rPr>
-          <w:rFonts w:hint="eastAsia"/>
-          <w:lang w:eastAsia="zh-CN"/>
-        </w:rPr>
-        <w:t>│  "政策干预有效吗？"     ──→  实验4 信息干预      │</w:t>
-      </w:r>
-    </w:p>
-    <w:p>
-      <w:pPr>
-        <w:rPr>
-          <w:rFonts w:hint="eastAsia"/>
-          <w:lang w:eastAsia="zh-CN"/>
-        </w:rPr>
-      </w:pPr>
-      <w:r>
-        <w:rPr>
-          <w:rFonts w:hint="eastAsia"/>
-          <w:lang w:eastAsia="zh-CN"/>
-        </w:rPr>
-        <w:t>└─────────────────────────────────────────────────┘</w:t>
-      </w:r>
-    </w:p>
-    <w:p>
       <w:r>
         <w:br w:type="page"/>
       </w:r>
